--- a/러시아 인권변호사/4부/4부_3화_이리나의_등장.docx
+++ b/러시아 인권변호사/4부/4부_3화_이리나의_등장.docx
@@ -147,6 +147,52 @@
           <w:i w:val="0"/>
           <w:sz w:val="22"/>
         </w:rPr>
+        <w:t>Пятый курс? А диплом? Сессия? У нас тут все обещают по восемь часов в день, а потом пропадают на экзаменах.</w:t>
+      </w:r>
+    </w:p>
+    <w:p>
+      <w:pPr>
+        <w:spacing w:before="0" w:after="110" w:line="300" w:lineRule="auto"/>
+      </w:pPr>
+      <w:r>
+        <w:rPr>
+          <w:rFonts w:ascii="Times New Roman" w:hAnsi="Times New Roman" w:eastAsia="Malgun Gothic"/>
+          <w:b/>
+          <w:i w:val="0"/>
+          <w:sz w:val="22"/>
+        </w:rPr>
+        <w:t xml:space="preserve">Ирина: </w:t>
+      </w:r>
+      <w:r>
+        <w:rPr>
+          <w:rFonts w:ascii="Times New Roman" w:hAnsi="Times New Roman" w:eastAsia="Malgun Gothic"/>
+          <w:b w:val="0"/>
+          <w:i w:val="0"/>
+          <w:sz w:val="22"/>
+        </w:rPr>
+        <w:t>Диплом пишу по процессуальным нарушениям в делах о протестах. Так что ваш штаб для меня — не отвлечение, а практика.</w:t>
+      </w:r>
+    </w:p>
+    <w:p>
+      <w:pPr>
+        <w:spacing w:before="0" w:after="110" w:line="300" w:lineRule="auto"/>
+      </w:pPr>
+      <w:r>
+        <w:rPr>
+          <w:rFonts w:ascii="Times New Roman" w:hAnsi="Times New Roman" w:eastAsia="Malgun Gothic"/>
+          <w:b/>
+          <w:i w:val="0"/>
+          <w:sz w:val="22"/>
+        </w:rPr>
+        <w:t xml:space="preserve">Афанасьев: </w:t>
+      </w:r>
+      <w:r>
+        <w:rPr>
+          <w:rFonts w:ascii="Times New Roman" w:hAnsi="Times New Roman" w:eastAsia="Malgun Gothic"/>
+          <w:b w:val="0"/>
+          <w:i w:val="0"/>
+          <w:sz w:val="22"/>
+        </w:rPr>
         <w:t>Почему хотите работать именно в нашем штабе?</w:t>
       </w:r>
     </w:p>
@@ -292,6 +338,98 @@
         <w:rPr>
           <w:rFonts w:ascii="Times New Roman" w:hAnsi="Times New Roman" w:eastAsia="Malgun Gothic"/>
           <w:b w:val="0"/>
+          <w:i w:val="0"/>
+          <w:sz w:val="22"/>
+        </w:rPr>
+        <w:t>А приговор?</w:t>
+      </w:r>
+    </w:p>
+    <w:p>
+      <w:pPr>
+        <w:spacing w:before="0" w:after="110" w:line="300" w:lineRule="auto"/>
+      </w:pPr>
+      <w:r>
+        <w:rPr>
+          <w:rFonts w:ascii="Times New Roman" w:hAnsi="Times New Roman" w:eastAsia="Malgun Gothic"/>
+          <w:b/>
+          <w:i w:val="0"/>
+          <w:sz w:val="22"/>
+        </w:rPr>
+        <w:t xml:space="preserve">Ирина: </w:t>
+      </w:r>
+      <w:r>
+        <w:rPr>
+          <w:rFonts w:ascii="Times New Roman" w:hAnsi="Times New Roman" w:eastAsia="Malgun Gothic"/>
+          <w:b w:val="0"/>
+          <w:i w:val="0"/>
+          <w:sz w:val="22"/>
+        </w:rPr>
+        <w:t>Шесть лет общего режима. Прокурор просил столько же. Судья не убавила ни дня, хотя защита представила решение о запрете работ. В апелляции это даже не обсуждали — «доводы защиты не опровергают выводов суда первой инстанции».</w:t>
+      </w:r>
+    </w:p>
+    <w:p>
+      <w:pPr>
+        <w:spacing w:before="0" w:after="110" w:line="300" w:lineRule="auto"/>
+      </w:pPr>
+      <w:r>
+        <w:rPr>
+          <w:rFonts w:ascii="Times New Roman" w:hAnsi="Times New Roman" w:eastAsia="Malgun Gothic"/>
+          <w:b/>
+          <w:i w:val="0"/>
+          <w:sz w:val="22"/>
+        </w:rPr>
+        <w:t xml:space="preserve">Афанасьев: </w:t>
+      </w:r>
+      <w:r>
+        <w:rPr>
+          <w:rFonts w:ascii="Times New Roman" w:hAnsi="Times New Roman" w:eastAsia="Malgun Gothic"/>
+          <w:b w:val="0"/>
+          <w:i w:val="0"/>
+          <w:sz w:val="22"/>
+        </w:rPr>
+        <w:t>Ты это наизусть?</w:t>
+      </w:r>
+    </w:p>
+    <w:p>
+      <w:pPr>
+        <w:spacing w:before="0" w:after="110" w:line="300" w:lineRule="auto"/>
+      </w:pPr>
+      <w:r>
+        <w:rPr>
+          <w:rFonts w:ascii="Times New Roman" w:hAnsi="Times New Roman" w:eastAsia="Malgun Gothic"/>
+          <w:b/>
+          <w:i w:val="0"/>
+          <w:sz w:val="22"/>
+        </w:rPr>
+        <w:t xml:space="preserve">Ирина: </w:t>
+      </w:r>
+      <w:r>
+        <w:rPr>
+          <w:rFonts w:ascii="Times New Roman" w:hAnsi="Times New Roman" w:eastAsia="Malgun Gothic"/>
+          <w:b w:val="0"/>
+          <w:i w:val="0"/>
+          <w:sz w:val="22"/>
+        </w:rPr>
+        <w:t>Эту фразу — да. Её пишут в половине апелляционных определений. Я её ненавижу.</w:t>
+      </w:r>
+    </w:p>
+    <w:p>
+      <w:pPr>
+        <w:spacing w:before="0" w:after="110" w:line="300" w:lineRule="auto"/>
+      </w:pPr>
+      <w:r>
+        <w:rPr>
+          <w:rFonts w:ascii="Times New Roman" w:hAnsi="Times New Roman" w:eastAsia="Malgun Gothic"/>
+          <w:b/>
+          <w:i w:val="0"/>
+          <w:sz w:val="22"/>
+        </w:rPr>
+        <w:t xml:space="preserve">Афанасьев: </w:t>
+      </w:r>
+      <w:r>
+        <w:rPr>
+          <w:rFonts w:ascii="Times New Roman" w:hAnsi="Times New Roman" w:eastAsia="Malgun Gothic"/>
+          <w:b w:val="0"/>
           <w:i/>
           <w:color w:val="555555"/>
           <w:sz w:val="22"/>
@@ -387,11 +525,57 @@
         <w:rPr>
           <w:rFonts w:ascii="Times New Roman" w:hAnsi="Times New Roman" w:eastAsia="Malgun Gothic"/>
           <w:b w:val="0"/>
+          <w:i w:val="0"/>
+          <w:sz w:val="22"/>
+        </w:rPr>
+        <w:t>Откуда такие подробности? Про потолок в газетах не писали.</w:t>
+      </w:r>
+    </w:p>
+    <w:p>
+      <w:pPr>
+        <w:spacing w:before="0" w:after="110" w:line="300" w:lineRule="auto"/>
+      </w:pPr>
+      <w:r>
+        <w:rPr>
+          <w:rFonts w:ascii="Times New Roman" w:hAnsi="Times New Roman" w:eastAsia="Malgun Gothic"/>
+          <w:b/>
+          <w:i w:val="0"/>
+          <w:sz w:val="22"/>
+        </w:rPr>
+        <w:t xml:space="preserve">Ирина: </w:t>
+      </w:r>
+      <w:r>
+        <w:rPr>
+          <w:rFonts w:ascii="Times New Roman" w:hAnsi="Times New Roman" w:eastAsia="Malgun Gothic"/>
+          <w:b w:val="0"/>
+          <w:i w:val="0"/>
+          <w:sz w:val="22"/>
+        </w:rPr>
+        <w:t>Писали. В одном старом очерке Дарьи Волковой — про двух молодых адвокатов, у которых на столе стоит таз для капель. Я тогда подумала: вот бы там поработать.</w:t>
+      </w:r>
+    </w:p>
+    <w:p>
+      <w:pPr>
+        <w:spacing w:before="0" w:after="110" w:line="300" w:lineRule="auto"/>
+      </w:pPr>
+      <w:r>
+        <w:rPr>
+          <w:rFonts w:ascii="Times New Roman" w:hAnsi="Times New Roman" w:eastAsia="Malgun Gothic"/>
+          <w:b/>
+          <w:i w:val="0"/>
+          <w:sz w:val="22"/>
+        </w:rPr>
+        <w:t xml:space="preserve">Катя: </w:t>
+      </w:r>
+      <w:r>
+        <w:rPr>
+          <w:rFonts w:ascii="Times New Roman" w:hAnsi="Times New Roman" w:eastAsia="Malgun Gothic"/>
+          <w:b w:val="0"/>
           <w:i/>
           <w:color w:val="555555"/>
           <w:sz w:val="22"/>
         </w:rPr>
-        <w:t>(улыбается)</w:t>
+        <w:t>(помолчав)</w:t>
       </w:r>
       <w:r>
         <w:rPr>
@@ -400,6 +584,25 @@
           <w:i w:val="0"/>
           <w:sz w:val="22"/>
         </w:rPr>
+        <w:t xml:space="preserve"> Таз стоял на моём столе. Мне было почти столько же, сколько вам. </w:t>
+      </w:r>
+      <w:r>
+        <w:rPr>
+          <w:rFonts w:ascii="Times New Roman" w:hAnsi="Times New Roman" w:eastAsia="Malgun Gothic"/>
+          <w:b w:val="0"/>
+          <w:i/>
+          <w:color w:val="555555"/>
+          <w:sz w:val="22"/>
+        </w:rPr>
+        <w:t>(улыбается)</w:t>
+      </w:r>
+      <w:r>
+        <w:rPr>
+          <w:rFonts w:ascii="Times New Roman" w:hAnsi="Times New Roman" w:eastAsia="Malgun Gothic"/>
+          <w:b w:val="0"/>
+          <w:i w:val="0"/>
+          <w:sz w:val="22"/>
+        </w:rPr>
         <w:t xml:space="preserve"> Потолок, кстати, так и не починили. Приятно, что кто-то помнит историю, а не только сегодняшние новости. Чем хотите заниматься у нас?</w:t>
       </w:r>
     </w:p>
@@ -424,6 +627,108 @@
           <w:sz w:val="22"/>
         </w:rPr>
         <w:t>Готова на любую работу. Но если честно, сильнее всего я в юридическом анализе. Могу проверять документы, искать процессуальные зацепки, писать аналитические записки.</w:t>
+      </w:r>
+    </w:p>
+    <w:p>
+      <w:pPr>
+        <w:spacing w:before="0" w:after="110" w:line="300" w:lineRule="auto"/>
+      </w:pPr>
+      <w:r>
+        <w:rPr>
+          <w:rFonts w:ascii="Times New Roman" w:hAnsi="Times New Roman" w:eastAsia="Malgun Gothic"/>
+          <w:b/>
+          <w:i w:val="0"/>
+          <w:sz w:val="22"/>
+        </w:rPr>
+        <w:t xml:space="preserve">Катя: </w:t>
+      </w:r>
+      <w:r>
+        <w:rPr>
+          <w:rFonts w:ascii="Times New Roman" w:hAnsi="Times New Roman" w:eastAsia="Malgun Gothic"/>
+          <w:b w:val="0"/>
+          <w:i w:val="0"/>
+          <w:sz w:val="22"/>
+        </w:rPr>
+        <w:t>Листовки тоже?</w:t>
+      </w:r>
+    </w:p>
+    <w:p>
+      <w:pPr>
+        <w:spacing w:before="0" w:after="110" w:line="300" w:lineRule="auto"/>
+      </w:pPr>
+      <w:r>
+        <w:rPr>
+          <w:rFonts w:ascii="Times New Roman" w:hAnsi="Times New Roman" w:eastAsia="Malgun Gothic"/>
+          <w:b/>
+          <w:i w:val="0"/>
+          <w:sz w:val="22"/>
+        </w:rPr>
+        <w:t xml:space="preserve">Ирина: </w:t>
+      </w:r>
+      <w:r>
+        <w:rPr>
+          <w:rFonts w:ascii="Times New Roman" w:hAnsi="Times New Roman" w:eastAsia="Malgun Gothic"/>
+          <w:b w:val="0"/>
+          <w:i w:val="0"/>
+          <w:sz w:val="22"/>
+        </w:rPr>
+        <w:t>Листовки тоже. Но листовки может раздавать кто угодно. А ходатайство, которое не вернут из канцелярии, — не кто угодно.</w:t>
+      </w:r>
+    </w:p>
+    <w:p>
+      <w:pPr>
+        <w:spacing w:before="0" w:after="110" w:line="300" w:lineRule="auto"/>
+      </w:pPr>
+      <w:r>
+        <w:rPr>
+          <w:rFonts w:ascii="Times New Roman" w:hAnsi="Times New Roman" w:eastAsia="Malgun Gothic"/>
+          <w:b/>
+          <w:i w:val="0"/>
+          <w:sz w:val="22"/>
+        </w:rPr>
+        <w:t xml:space="preserve">Катя: </w:t>
+      </w:r>
+      <w:r>
+        <w:rPr>
+          <w:rFonts w:ascii="Times New Roman" w:hAnsi="Times New Roman" w:eastAsia="Malgun Gothic"/>
+          <w:b w:val="0"/>
+          <w:i/>
+          <w:color w:val="555555"/>
+          <w:sz w:val="22"/>
+        </w:rPr>
+        <w:t>(оценивающе)</w:t>
+      </w:r>
+      <w:r>
+        <w:rPr>
+          <w:rFonts w:ascii="Times New Roman" w:hAnsi="Times New Roman" w:eastAsia="Malgun Gothic"/>
+          <w:b w:val="0"/>
+          <w:i w:val="0"/>
+          <w:sz w:val="22"/>
+        </w:rPr>
+        <w:t xml:space="preserve"> Скромностью вы не страдаете.</w:t>
+      </w:r>
+    </w:p>
+    <w:p>
+      <w:pPr>
+        <w:spacing w:before="0" w:after="110" w:line="300" w:lineRule="auto"/>
+      </w:pPr>
+      <w:r>
+        <w:rPr>
+          <w:rFonts w:ascii="Times New Roman" w:hAnsi="Times New Roman" w:eastAsia="Malgun Gothic"/>
+          <w:b/>
+          <w:i w:val="0"/>
+          <w:sz w:val="22"/>
+        </w:rPr>
+        <w:t xml:space="preserve">Ирина: </w:t>
+      </w:r>
+      <w:r>
+        <w:rPr>
+          <w:rFonts w:ascii="Times New Roman" w:hAnsi="Times New Roman" w:eastAsia="Malgun Gothic"/>
+          <w:b w:val="0"/>
+          <w:i w:val="0"/>
+          <w:sz w:val="22"/>
+        </w:rPr>
+        <w:t>Страдаю. Просто не сейчас. Сейчас у Ольги Викторовны девятый день.</w:t>
       </w:r>
     </w:p>
     <w:p>
@@ -610,7 +915,7 @@
           <w:i w:val="0"/>
           <w:sz w:val="22"/>
         </w:rPr>
-        <w:t>Неделя. У Ольги Викторовны нет этой недели.</w:t>
+        <w:t>А наши юристы не следят?</w:t>
       </w:r>
     </w:p>
     <w:p>
@@ -633,7 +938,7 @@
           <w:i w:val="0"/>
           <w:sz w:val="22"/>
         </w:rPr>
-        <w:t>Поэтому я и проверила трижды. И ещё одно: в приложении не хватает копии решения о запрете работ. Суд может сказать, что ему не на что ссылаться.</w:t>
+        <w:t>Следят, наверное. Но они писали это ходатайство в два часа ночи между двумя жалобами из регионов. Я их не виню. Просто у меня было время, а у них — нет.</w:t>
       </w:r>
     </w:p>
     <w:p>
@@ -656,7 +961,99 @@
           <w:i w:val="0"/>
           <w:sz w:val="22"/>
         </w:rPr>
-        <w:t>Алексей Николаевич должен это увидеть. Пойдёмте.</w:t>
+        <w:t>Неделя. У Ольги Викторовны нет этой недели.</w:t>
+      </w:r>
+    </w:p>
+    <w:p>
+      <w:pPr>
+        <w:spacing w:before="0" w:after="110" w:line="300" w:lineRule="auto"/>
+      </w:pPr>
+      <w:r>
+        <w:rPr>
+          <w:rFonts w:ascii="Times New Roman" w:hAnsi="Times New Roman" w:eastAsia="Malgun Gothic"/>
+          <w:b/>
+          <w:i w:val="0"/>
+          <w:sz w:val="22"/>
+        </w:rPr>
+        <w:t xml:space="preserve">Ирина: </w:t>
+      </w:r>
+      <w:r>
+        <w:rPr>
+          <w:rFonts w:ascii="Times New Roman" w:hAnsi="Times New Roman" w:eastAsia="Malgun Gothic"/>
+          <w:b w:val="0"/>
+          <w:i w:val="0"/>
+          <w:sz w:val="22"/>
+        </w:rPr>
+        <w:t>Поэтому я и проверила трижды. И ещё одно: в приложении не хватает копии решения о запрете работ. Суд может сказать, что ему не на что ссылаться.</w:t>
+      </w:r>
+    </w:p>
+    <w:p>
+      <w:pPr>
+        <w:spacing w:before="0" w:after="110" w:line="300" w:lineRule="auto"/>
+      </w:pPr>
+      <w:r>
+        <w:rPr>
+          <w:rFonts w:ascii="Times New Roman" w:hAnsi="Times New Roman" w:eastAsia="Malgun Gothic"/>
+          <w:b/>
+          <w:i w:val="0"/>
+          <w:sz w:val="22"/>
+        </w:rPr>
+        <w:t xml:space="preserve">Катя: </w:t>
+      </w:r>
+      <w:r>
+        <w:rPr>
+          <w:rFonts w:ascii="Times New Roman" w:hAnsi="Times New Roman" w:eastAsia="Malgun Gothic"/>
+          <w:b w:val="0"/>
+          <w:i w:val="0"/>
+          <w:sz w:val="22"/>
+        </w:rPr>
+        <w:t>Копия решения есть в архиве. Сколько вам нужно, чтобы собрать приложение заново?</w:t>
+      </w:r>
+    </w:p>
+    <w:p>
+      <w:pPr>
+        <w:spacing w:before="0" w:after="110" w:line="300" w:lineRule="auto"/>
+      </w:pPr>
+      <w:r>
+        <w:rPr>
+          <w:rFonts w:ascii="Times New Roman" w:hAnsi="Times New Roman" w:eastAsia="Malgun Gothic"/>
+          <w:b/>
+          <w:i w:val="0"/>
+          <w:sz w:val="22"/>
+        </w:rPr>
+        <w:t xml:space="preserve">Ирина: </w:t>
+      </w:r>
+      <w:r>
+        <w:rPr>
+          <w:rFonts w:ascii="Times New Roman" w:hAnsi="Times New Roman" w:eastAsia="Malgun Gothic"/>
+          <w:b w:val="0"/>
+          <w:i w:val="0"/>
+          <w:sz w:val="22"/>
+        </w:rPr>
+        <w:t>Если дадите доступ к архиву — полчаса. Если нет — я знаю, на каком сайте суда она лежит. Но это будет дольше.</w:t>
+      </w:r>
+    </w:p>
+    <w:p>
+      <w:pPr>
+        <w:spacing w:before="0" w:after="110" w:line="300" w:lineRule="auto"/>
+      </w:pPr>
+      <w:r>
+        <w:rPr>
+          <w:rFonts w:ascii="Times New Roman" w:hAnsi="Times New Roman" w:eastAsia="Malgun Gothic"/>
+          <w:b/>
+          <w:i w:val="0"/>
+          <w:sz w:val="22"/>
+        </w:rPr>
+        <w:t xml:space="preserve">Катя: </w:t>
+      </w:r>
+      <w:r>
+        <w:rPr>
+          <w:rFonts w:ascii="Times New Roman" w:hAnsi="Times New Roman" w:eastAsia="Malgun Gothic"/>
+          <w:b w:val="0"/>
+          <w:i w:val="0"/>
+          <w:sz w:val="22"/>
+        </w:rPr>
+        <w:t>Доступ получите. Денис оформит пропуск. Но сначала — Алексей Николаевич должен это увидеть. Пойдёмте.</w:t>
       </w:r>
     </w:p>
     <w:p>
@@ -764,7 +1161,99 @@
           <w:i w:val="0"/>
           <w:sz w:val="22"/>
         </w:rPr>
+        <w:t>Время я просто украла у сна, Алексей Николаевич. Это не заслуга.</w:t>
+      </w:r>
+    </w:p>
+    <w:p>
+      <w:pPr>
+        <w:spacing w:before="0" w:after="110" w:line="300" w:lineRule="auto"/>
+      </w:pPr>
+      <w:r>
+        <w:rPr>
+          <w:rFonts w:ascii="Times New Roman" w:hAnsi="Times New Roman" w:eastAsia="Malgun Gothic"/>
+          <w:b/>
+          <w:i w:val="0"/>
+          <w:sz w:val="22"/>
+        </w:rPr>
+        <w:t xml:space="preserve">Лёша: </w:t>
+      </w:r>
+      <w:r>
+        <w:rPr>
+          <w:rFonts w:ascii="Times New Roman" w:hAnsi="Times New Roman" w:eastAsia="Malgun Gothic"/>
+          <w:b w:val="0"/>
+          <w:i w:val="0"/>
+          <w:sz w:val="22"/>
+        </w:rPr>
+        <w:t>Это заслуга, пока вам двадцать два. Лет через десять станет вредной привычкой. Поверьте человеку, у которого она уже есть.</w:t>
+      </w:r>
+    </w:p>
+    <w:p>
+      <w:pPr>
+        <w:spacing w:before="0" w:after="110" w:line="300" w:lineRule="auto"/>
+      </w:pPr>
+      <w:r>
+        <w:rPr>
+          <w:rFonts w:ascii="Times New Roman" w:hAnsi="Times New Roman" w:eastAsia="Malgun Gothic"/>
+          <w:b/>
+          <w:i w:val="0"/>
+          <w:sz w:val="22"/>
+        </w:rPr>
+        <w:t xml:space="preserve">Ирина: </w:t>
+      </w:r>
+      <w:r>
+        <w:rPr>
+          <w:rFonts w:ascii="Times New Roman" w:hAnsi="Times New Roman" w:eastAsia="Malgun Gothic"/>
+          <w:b w:val="0"/>
+          <w:i w:val="0"/>
+          <w:sz w:val="22"/>
+        </w:rPr>
         <w:t>Есть, потому что для меня это не просто работа. Я прочитала про дело Быкова, когда мне было семнадцать. Тогда и решила, что стану юристом — именно ради таких дел.</w:t>
+      </w:r>
+    </w:p>
+    <w:p>
+      <w:pPr>
+        <w:spacing w:before="0" w:after="110" w:line="300" w:lineRule="auto"/>
+      </w:pPr>
+      <w:r>
+        <w:rPr>
+          <w:rFonts w:ascii="Times New Roman" w:hAnsi="Times New Roman" w:eastAsia="Malgun Gothic"/>
+          <w:b/>
+          <w:i w:val="0"/>
+          <w:sz w:val="22"/>
+        </w:rPr>
+        <w:t xml:space="preserve">Лёша: </w:t>
+      </w:r>
+      <w:r>
+        <w:rPr>
+          <w:rFonts w:ascii="Times New Roman" w:hAnsi="Times New Roman" w:eastAsia="Malgun Gothic"/>
+          <w:b w:val="0"/>
+          <w:i w:val="0"/>
+          <w:sz w:val="22"/>
+        </w:rPr>
+        <w:t>В семнадцать лет обычно читают что-то повеселее.</w:t>
+      </w:r>
+    </w:p>
+    <w:p>
+      <w:pPr>
+        <w:spacing w:before="0" w:after="110" w:line="300" w:lineRule="auto"/>
+      </w:pPr>
+      <w:r>
+        <w:rPr>
+          <w:rFonts w:ascii="Times New Roman" w:hAnsi="Times New Roman" w:eastAsia="Malgun Gothic"/>
+          <w:b/>
+          <w:i w:val="0"/>
+          <w:sz w:val="22"/>
+        </w:rPr>
+        <w:t xml:space="preserve">Ирина: </w:t>
+      </w:r>
+      <w:r>
+        <w:rPr>
+          <w:rFonts w:ascii="Times New Roman" w:hAnsi="Times New Roman" w:eastAsia="Malgun Gothic"/>
+          <w:b w:val="0"/>
+          <w:i w:val="0"/>
+          <w:sz w:val="22"/>
+        </w:rPr>
+        <w:t>Мне было скучно повеселее. А там был человек, который сидел за то, что сказал правду. Я не понимала, как такое возможно. До сих пор не понимаю.</w:t>
       </w:r>
     </w:p>
     <w:p>
@@ -858,6 +1347,108 @@
     </w:p>
     <w:p>
       <w:pPr>
+        <w:spacing w:before="0" w:after="110" w:line="300" w:lineRule="auto"/>
+      </w:pPr>
+      <w:r>
+        <w:rPr>
+          <w:rFonts w:ascii="Times New Roman" w:hAnsi="Times New Roman" w:eastAsia="Malgun Gothic"/>
+          <w:b/>
+          <w:i w:val="0"/>
+          <w:sz w:val="22"/>
+        </w:rPr>
+        <w:t xml:space="preserve">Ирина: </w:t>
+      </w:r>
+      <w:r>
+        <w:rPr>
+          <w:rFonts w:ascii="Times New Roman" w:hAnsi="Times New Roman" w:eastAsia="Malgun Gothic"/>
+          <w:b w:val="0"/>
+          <w:i w:val="0"/>
+          <w:sz w:val="22"/>
+        </w:rPr>
+        <w:t>Можно спросить, Алексей Николаевич… Что-нибудь известно про Дарью Игоревну?</w:t>
+      </w:r>
+    </w:p>
+    <w:p>
+      <w:pPr>
+        <w:spacing w:before="0" w:after="110" w:line="300" w:lineRule="auto"/>
+      </w:pPr>
+      <w:r>
+        <w:rPr>
+          <w:rFonts w:ascii="Times New Roman" w:hAnsi="Times New Roman" w:eastAsia="Malgun Gothic"/>
+          <w:b/>
+          <w:i w:val="0"/>
+          <w:sz w:val="22"/>
+        </w:rPr>
+        <w:t xml:space="preserve">Лёша: </w:t>
+      </w:r>
+      <w:r>
+        <w:rPr>
+          <w:rFonts w:ascii="Times New Roman" w:hAnsi="Times New Roman" w:eastAsia="Malgun Gothic"/>
+          <w:b w:val="0"/>
+          <w:i/>
+          <w:color w:val="555555"/>
+          <w:sz w:val="22"/>
+        </w:rPr>
+        <w:t>(после паузы)</w:t>
+      </w:r>
+      <w:r>
+        <w:rPr>
+          <w:rFonts w:ascii="Times New Roman" w:hAnsi="Times New Roman" w:eastAsia="Malgun Gothic"/>
+          <w:b w:val="0"/>
+          <w:i w:val="0"/>
+          <w:sz w:val="22"/>
+        </w:rPr>
+        <w:t xml:space="preserve"> Нет. Ничего нового. Дело так и лежит в прокуратуре.</w:t>
+      </w:r>
+    </w:p>
+    <w:p>
+      <w:pPr>
+        <w:spacing w:before="0" w:after="110" w:line="300" w:lineRule="auto"/>
+      </w:pPr>
+      <w:r>
+        <w:rPr>
+          <w:rFonts w:ascii="Times New Roman" w:hAnsi="Times New Roman" w:eastAsia="Malgun Gothic"/>
+          <w:b/>
+          <w:i w:val="0"/>
+          <w:sz w:val="22"/>
+        </w:rPr>
+        <w:t xml:space="preserve">Ирина: </w:t>
+      </w:r>
+      <w:r>
+        <w:rPr>
+          <w:rFonts w:ascii="Times New Roman" w:hAnsi="Times New Roman" w:eastAsia="Malgun Gothic"/>
+          <w:b w:val="0"/>
+          <w:i w:val="0"/>
+          <w:sz w:val="22"/>
+        </w:rPr>
+        <w:t>Простите. Мне не стоило спрашивать.</w:t>
+      </w:r>
+    </w:p>
+    <w:p>
+      <w:pPr>
+        <w:spacing w:before="0" w:after="110" w:line="300" w:lineRule="auto"/>
+      </w:pPr>
+      <w:r>
+        <w:rPr>
+          <w:rFonts w:ascii="Times New Roman" w:hAnsi="Times New Roman" w:eastAsia="Malgun Gothic"/>
+          <w:b/>
+          <w:i w:val="0"/>
+          <w:sz w:val="22"/>
+        </w:rPr>
+        <w:t xml:space="preserve">Лёша: </w:t>
+      </w:r>
+      <w:r>
+        <w:rPr>
+          <w:rFonts w:ascii="Times New Roman" w:hAnsi="Times New Roman" w:eastAsia="Malgun Gothic"/>
+          <w:b w:val="0"/>
+          <w:i w:val="0"/>
+          <w:sz w:val="22"/>
+        </w:rPr>
+        <w:t>Стоило. Об этом нужно спрашивать. Хуже, когда перестают.</w:t>
+      </w:r>
+    </w:p>
+    <w:p>
+      <w:pPr>
         <w:keepNext/>
         <w:spacing w:before="320" w:after="140"/>
       </w:pPr>
@@ -1007,7 +1598,7 @@
           <w:i w:val="0"/>
           <w:sz w:val="22"/>
         </w:rPr>
-        <w:t>Не нужно жалеть. Именно поэтому я здесь. Хочу быть тем самым Быковым для следующего поколения — инженеров, рабочих, активистов. Тем, кто не даст им остаться в одиночку.</w:t>
+        <w:t>Он был хорошим инженером. Мосты считал. Говорят, ни один его мост не упал. Упал только он сам.</w:t>
       </w:r>
     </w:p>
     <w:p>
@@ -1030,7 +1621,7 @@
           <w:i w:val="0"/>
           <w:sz w:val="22"/>
         </w:rPr>
-        <w:t>Быков сказал бы вам, что это тяжёлая профессия. Что за неё платят не деньгами, а годами.</w:t>
+        <w:t>Вы тогда были маленькой?</w:t>
       </w:r>
     </w:p>
     <w:p>
@@ -1053,7 +1644,7 @@
           <w:i w:val="0"/>
           <w:sz w:val="22"/>
         </w:rPr>
-        <w:t>А вы что скажете?</w:t>
+        <w:t>Маленькой. Помню его уже после — тихого, всё время у окна. А до того он для меня только на одной фотографии, в каске на стройке. Смеётся.</w:t>
       </w:r>
     </w:p>
     <w:p>
@@ -1073,10 +1664,168 @@
         <w:rPr>
           <w:rFonts w:ascii="Times New Roman" w:hAnsi="Times New Roman" w:eastAsia="Malgun Gothic"/>
           <w:b w:val="0"/>
+          <w:i/>
+          <w:color w:val="555555"/>
+          <w:sz w:val="22"/>
+        </w:rPr>
+        <w:t>(тихо)</w:t>
+      </w:r>
+      <w:r>
+        <w:rPr>
+          <w:rFonts w:ascii="Times New Roman" w:hAnsi="Times New Roman" w:eastAsia="Malgun Gothic"/>
+          <w:b w:val="0"/>
           <w:i w:val="0"/>
           <w:sz w:val="22"/>
         </w:rPr>
+        <w:t xml:space="preserve"> Такие фотографии многое объясняют.</w:t>
+      </w:r>
+    </w:p>
+    <w:p>
+      <w:pPr>
+        <w:spacing w:before="0" w:after="110" w:line="300" w:lineRule="auto"/>
+      </w:pPr>
+      <w:r>
+        <w:rPr>
+          <w:rFonts w:ascii="Times New Roman" w:hAnsi="Times New Roman" w:eastAsia="Malgun Gothic"/>
+          <w:b/>
+          <w:i w:val="0"/>
+          <w:sz w:val="22"/>
+        </w:rPr>
+        <w:t xml:space="preserve">Ирина: </w:t>
+      </w:r>
+      <w:r>
+        <w:rPr>
+          <w:rFonts w:ascii="Times New Roman" w:hAnsi="Times New Roman" w:eastAsia="Malgun Gothic"/>
+          <w:b w:val="0"/>
+          <w:i w:val="0"/>
+          <w:sz w:val="22"/>
+        </w:rPr>
+        <w:t>Не нужно жалеть. Именно поэтому я здесь. Хочу быть тем самым Быковым для следующего поколения — инженеров, рабочих, активистов. Тем, кто не даст им остаться в одиночку.</w:t>
+      </w:r>
+    </w:p>
+    <w:p>
+      <w:pPr>
+        <w:spacing w:before="0" w:after="110" w:line="300" w:lineRule="auto"/>
+      </w:pPr>
+      <w:r>
+        <w:rPr>
+          <w:rFonts w:ascii="Times New Roman" w:hAnsi="Times New Roman" w:eastAsia="Malgun Gothic"/>
+          <w:b/>
+          <w:i w:val="0"/>
+          <w:sz w:val="22"/>
+        </w:rPr>
+        <w:t xml:space="preserve">Лёша: </w:t>
+      </w:r>
+      <w:r>
+        <w:rPr>
+          <w:rFonts w:ascii="Times New Roman" w:hAnsi="Times New Roman" w:eastAsia="Malgun Gothic"/>
+          <w:b w:val="0"/>
+          <w:i w:val="0"/>
+          <w:sz w:val="22"/>
+        </w:rPr>
+        <w:t>Быков сказал бы вам, что это тяжёлая профессия. Что за неё платят не деньгами, а годами.</w:t>
+      </w:r>
+    </w:p>
+    <w:p>
+      <w:pPr>
+        <w:spacing w:before="0" w:after="110" w:line="300" w:lineRule="auto"/>
+      </w:pPr>
+      <w:r>
+        <w:rPr>
+          <w:rFonts w:ascii="Times New Roman" w:hAnsi="Times New Roman" w:eastAsia="Malgun Gothic"/>
+          <w:b/>
+          <w:i w:val="0"/>
+          <w:sz w:val="22"/>
+        </w:rPr>
+        <w:t xml:space="preserve">Ирина: </w:t>
+      </w:r>
+      <w:r>
+        <w:rPr>
+          <w:rFonts w:ascii="Times New Roman" w:hAnsi="Times New Roman" w:eastAsia="Malgun Gothic"/>
+          <w:b w:val="0"/>
+          <w:i w:val="0"/>
+          <w:sz w:val="22"/>
+        </w:rPr>
+        <w:t>А вы что скажете?</w:t>
+      </w:r>
+    </w:p>
+    <w:p>
+      <w:pPr>
+        <w:spacing w:before="0" w:after="110" w:line="300" w:lineRule="auto"/>
+      </w:pPr>
+      <w:r>
+        <w:rPr>
+          <w:rFonts w:ascii="Times New Roman" w:hAnsi="Times New Roman" w:eastAsia="Malgun Gothic"/>
+          <w:b/>
+          <w:i w:val="0"/>
+          <w:sz w:val="22"/>
+        </w:rPr>
+        <w:t xml:space="preserve">Лёша: </w:t>
+      </w:r>
+      <w:r>
+        <w:rPr>
+          <w:rFonts w:ascii="Times New Roman" w:hAnsi="Times New Roman" w:eastAsia="Malgun Gothic"/>
+          <w:b w:val="0"/>
+          <w:i w:val="0"/>
+          <w:sz w:val="22"/>
+        </w:rPr>
         <w:t>Скажу, что он был прав. И что я ни разу не пожалел.</w:t>
+      </w:r>
+    </w:p>
+    <w:p>
+      <w:pPr>
+        <w:spacing w:before="0" w:after="110" w:line="300" w:lineRule="auto"/>
+      </w:pPr>
+      <w:r>
+        <w:rPr>
+          <w:rFonts w:ascii="Times New Roman" w:hAnsi="Times New Roman" w:eastAsia="Malgun Gothic"/>
+          <w:b/>
+          <w:i w:val="0"/>
+          <w:sz w:val="22"/>
+        </w:rPr>
+        <w:t xml:space="preserve">Ирина: </w:t>
+      </w:r>
+      <w:r>
+        <w:rPr>
+          <w:rFonts w:ascii="Times New Roman" w:hAnsi="Times New Roman" w:eastAsia="Malgun Gothic"/>
+          <w:b w:val="0"/>
+          <w:i w:val="0"/>
+          <w:sz w:val="22"/>
+        </w:rPr>
+        <w:t>Ни разу?</w:t>
+      </w:r>
+    </w:p>
+    <w:p>
+      <w:pPr>
+        <w:spacing w:before="0" w:after="110" w:line="300" w:lineRule="auto"/>
+      </w:pPr>
+      <w:r>
+        <w:rPr>
+          <w:rFonts w:ascii="Times New Roman" w:hAnsi="Times New Roman" w:eastAsia="Malgun Gothic"/>
+          <w:b/>
+          <w:i w:val="0"/>
+          <w:sz w:val="22"/>
+        </w:rPr>
+        <w:t xml:space="preserve">Лёша: </w:t>
+      </w:r>
+      <w:r>
+        <w:rPr>
+          <w:rFonts w:ascii="Times New Roman" w:hAnsi="Times New Roman" w:eastAsia="Malgun Gothic"/>
+          <w:b w:val="0"/>
+          <w:i/>
+          <w:color w:val="555555"/>
+          <w:sz w:val="22"/>
+        </w:rPr>
+        <w:t>(честно)</w:t>
+      </w:r>
+      <w:r>
+        <w:rPr>
+          <w:rFonts w:ascii="Times New Roman" w:hAnsi="Times New Roman" w:eastAsia="Malgun Gothic"/>
+          <w:b w:val="0"/>
+          <w:i w:val="0"/>
+          <w:sz w:val="22"/>
+        </w:rPr>
+        <w:t xml:space="preserve"> Жалел часто. О многом. Но не о том, что выбрал эту работу. Это разные вещи, Ирина, и вы их скоро научитесь различать.</w:t>
       </w:r>
     </w:p>
     <w:p>
@@ -1148,7 +1897,7 @@
           <w:i w:val="0"/>
           <w:sz w:val="22"/>
         </w:rPr>
-        <w:t>Ходатайство о переводе в гражданскую больницу рассмотрят завтра. Мы уточнили документы.</w:t>
+        <w:t>Она в сознании? Разговаривает?</w:t>
       </w:r>
     </w:p>
     <w:p>
@@ -1171,7 +1920,99 @@
           <w:i w:val="0"/>
           <w:sz w:val="22"/>
         </w:rPr>
+        <w:t>Разговаривает. Спрашивает про Тайболу чаще, чем про себя. Про себя вообще не спрашивает.</w:t>
+      </w:r>
+    </w:p>
+    <w:p>
+      <w:pPr>
+        <w:spacing w:before="0" w:after="110" w:line="300" w:lineRule="auto"/>
+      </w:pPr>
+      <w:r>
+        <w:rPr>
+          <w:rFonts w:ascii="Times New Roman" w:hAnsi="Times New Roman" w:eastAsia="Malgun Gothic"/>
+          <w:b/>
+          <w:i w:val="0"/>
+          <w:sz w:val="22"/>
+        </w:rPr>
+        <w:t xml:space="preserve">Лёша: </w:t>
+      </w:r>
+      <w:r>
+        <w:rPr>
+          <w:rFonts w:ascii="Times New Roman" w:hAnsi="Times New Roman" w:eastAsia="Malgun Gothic"/>
+          <w:b w:val="0"/>
+          <w:i w:val="0"/>
+          <w:sz w:val="22"/>
+        </w:rPr>
+        <w:t>Ходатайство о переводе в гражданскую больницу рассмотрят завтра. Мы уточнили документы.</w:t>
+      </w:r>
+    </w:p>
+    <w:p>
+      <w:pPr>
+        <w:spacing w:before="0" w:after="110" w:line="300" w:lineRule="auto"/>
+      </w:pPr>
+      <w:r>
+        <w:rPr>
+          <w:rFonts w:ascii="Times New Roman" w:hAnsi="Times New Roman" w:eastAsia="Malgun Gothic"/>
+          <w:b/>
+          <w:i w:val="0"/>
+          <w:sz w:val="22"/>
+        </w:rPr>
+        <w:t xml:space="preserve">Сидорова: </w:t>
+      </w:r>
+      <w:r>
+        <w:rPr>
+          <w:rFonts w:ascii="Times New Roman" w:hAnsi="Times New Roman" w:eastAsia="Malgun Gothic"/>
+          <w:b w:val="0"/>
+          <w:i w:val="0"/>
+          <w:sz w:val="22"/>
+        </w:rPr>
         <w:t>Хорошо. Только… поторопитесь. Я не могу написать в рапорте то, что вижу глазами. Могу только то, что показывают приборы.</w:t>
+      </w:r>
+    </w:p>
+    <w:p>
+      <w:pPr>
+        <w:spacing w:before="0" w:after="110" w:line="300" w:lineRule="auto"/>
+      </w:pPr>
+      <w:r>
+        <w:rPr>
+          <w:rFonts w:ascii="Times New Roman" w:hAnsi="Times New Roman" w:eastAsia="Malgun Gothic"/>
+          <w:b/>
+          <w:i w:val="0"/>
+          <w:sz w:val="22"/>
+        </w:rPr>
+        <w:t xml:space="preserve">Лёша: </w:t>
+      </w:r>
+      <w:r>
+        <w:rPr>
+          <w:rFonts w:ascii="Times New Roman" w:hAnsi="Times New Roman" w:eastAsia="Malgun Gothic"/>
+          <w:b w:val="0"/>
+          <w:i w:val="0"/>
+          <w:sz w:val="22"/>
+        </w:rPr>
+        <w:t>Лариса Андреевна, если вы напишете, что видите глазами, — что будет?</w:t>
+      </w:r>
+    </w:p>
+    <w:p>
+      <w:pPr>
+        <w:spacing w:before="0" w:after="110" w:line="300" w:lineRule="auto"/>
+      </w:pPr>
+      <w:r>
+        <w:rPr>
+          <w:rFonts w:ascii="Times New Roman" w:hAnsi="Times New Roman" w:eastAsia="Malgun Gothic"/>
+          <w:b/>
+          <w:i w:val="0"/>
+          <w:sz w:val="22"/>
+        </w:rPr>
+        <w:t xml:space="preserve">Сидорова: </w:t>
+      </w:r>
+      <w:r>
+        <w:rPr>
+          <w:rFonts w:ascii="Times New Roman" w:hAnsi="Times New Roman" w:eastAsia="Malgun Gothic"/>
+          <w:b w:val="0"/>
+          <w:i w:val="0"/>
+          <w:sz w:val="22"/>
+        </w:rPr>
+        <w:t>Меня уволят. А следующий врач не напишет даже того, что показывают приборы. Поэтому я пишу цифры. Цифры у меня отнять труднее.</w:t>
       </w:r>
     </w:p>
     <w:p>
@@ -1301,6 +2142,52 @@
     </w:p>
     <w:p>
       <w:pPr>
+        <w:spacing w:before="0" w:after="110" w:line="300" w:lineRule="auto"/>
+      </w:pPr>
+      <w:r>
+        <w:rPr>
+          <w:rFonts w:ascii="Times New Roman" w:hAnsi="Times New Roman" w:eastAsia="Malgun Gothic"/>
+          <w:b/>
+          <w:i w:val="0"/>
+          <w:sz w:val="22"/>
+        </w:rPr>
+        <w:t xml:space="preserve">Ирина: </w:t>
+      </w:r>
+      <w:r>
+        <w:rPr>
+          <w:rFonts w:ascii="Times New Roman" w:hAnsi="Times New Roman" w:eastAsia="Malgun Gothic"/>
+          <w:b w:val="0"/>
+          <w:i w:val="0"/>
+          <w:sz w:val="22"/>
+        </w:rPr>
+        <w:t>А если я ошибусь в жалобе?</w:t>
+      </w:r>
+    </w:p>
+    <w:p>
+      <w:pPr>
+        <w:spacing w:before="0" w:after="110" w:line="300" w:lineRule="auto"/>
+      </w:pPr>
+      <w:r>
+        <w:rPr>
+          <w:rFonts w:ascii="Times New Roman" w:hAnsi="Times New Roman" w:eastAsia="Malgun Gothic"/>
+          <w:b/>
+          <w:i w:val="0"/>
+          <w:sz w:val="22"/>
+        </w:rPr>
+        <w:t xml:space="preserve">Лёша: </w:t>
+      </w:r>
+      <w:r>
+        <w:rPr>
+          <w:rFonts w:ascii="Times New Roman" w:hAnsi="Times New Roman" w:eastAsia="Malgun Gothic"/>
+          <w:b w:val="0"/>
+          <w:i w:val="0"/>
+          <w:sz w:val="22"/>
+        </w:rPr>
+        <w:t>Тогда исправите. И тоже подпишете своим именем. Так учат не бояться ошибок, Ирина, — не прятаться за чужой подписью.</w:t>
+      </w:r>
+    </w:p>
+    <w:p>
+      <w:pPr>
         <w:keepNext/>
         <w:spacing w:before="320" w:after="140"/>
       </w:pPr>
@@ -1427,7 +2314,53 @@
           <w:i w:val="0"/>
           <w:sz w:val="22"/>
         </w:rPr>
-        <w:t>Просто не хочу, чтобы ты сгорела в первый же месяц.</w:t>
+        <w:t>Я выкладываюсь до десяти вечера. А потом иду домой и сплю. Это называется «волонтёр». То, что делаешь ты, называется как-то иначе.</w:t>
+      </w:r>
+    </w:p>
+    <w:p>
+      <w:pPr>
+        <w:spacing w:before="0" w:after="110" w:line="300" w:lineRule="auto"/>
+      </w:pPr>
+      <w:r>
+        <w:rPr>
+          <w:rFonts w:ascii="Times New Roman" w:hAnsi="Times New Roman" w:eastAsia="Malgun Gothic"/>
+          <w:b/>
+          <w:i w:val="0"/>
+          <w:sz w:val="22"/>
+        </w:rPr>
+        <w:t xml:space="preserve">Ирина: </w:t>
+      </w:r>
+      <w:r>
+        <w:rPr>
+          <w:rFonts w:ascii="Times New Roman" w:hAnsi="Times New Roman" w:eastAsia="Malgun Gothic"/>
+          <w:b w:val="0"/>
+          <w:i w:val="0"/>
+          <w:sz w:val="22"/>
+        </w:rPr>
+        <w:t>И как же?</w:t>
+      </w:r>
+    </w:p>
+    <w:p>
+      <w:pPr>
+        <w:spacing w:before="0" w:after="110" w:line="300" w:lineRule="auto"/>
+      </w:pPr>
+      <w:r>
+        <w:rPr>
+          <w:rFonts w:ascii="Times New Roman" w:hAnsi="Times New Roman" w:eastAsia="Malgun Gothic"/>
+          <w:b/>
+          <w:i w:val="0"/>
+          <w:sz w:val="22"/>
+        </w:rPr>
+        <w:t xml:space="preserve">Афанасьев: </w:t>
+      </w:r>
+      <w:r>
+        <w:rPr>
+          <w:rFonts w:ascii="Times New Roman" w:hAnsi="Times New Roman" w:eastAsia="Malgun Gothic"/>
+          <w:b w:val="0"/>
+          <w:i w:val="0"/>
+          <w:sz w:val="22"/>
+        </w:rPr>
+        <w:t>Не знаю. Спроси у Екатерины Ивановны. Она, говорят, тоже так начинала.</w:t>
       </w:r>
     </w:p>
     <w:p>
@@ -1451,7 +2384,7 @@
           <w:color w:val="555555"/>
           <w:sz w:val="22"/>
         </w:rPr>
-        <w:t>(мягче)</w:t>
+        <w:t>(усмехается)</w:t>
       </w:r>
       <w:r>
         <w:rPr>
@@ -1460,7 +2393,7 @@
           <w:i w:val="0"/>
           <w:sz w:val="22"/>
         </w:rPr>
-        <w:t xml:space="preserve"> Спасибо за заботу. Но я справлюсь. У меня достаточно причин не останавливаться.</w:t>
+        <w:t xml:space="preserve"> Спрошу. Когда она сама уйдёт домой раньше полуночи.</w:t>
       </w:r>
     </w:p>
     <w:p>
@@ -1483,7 +2416,7 @@
           <w:i w:val="0"/>
           <w:sz w:val="22"/>
         </w:rPr>
-        <w:t>Тогда хоть поешь. Я принёс пирожки из столовой.</w:t>
+        <w:t>Просто не хочу, чтобы ты сгорела в первый же месяц.</w:t>
       </w:r>
     </w:p>
     <w:p>
@@ -1507,7 +2440,7 @@
           <w:color w:val="555555"/>
           <w:sz w:val="22"/>
         </w:rPr>
-        <w:t>(смотрит на пирожки, потом на фотографию Нестеровой на стене)</w:t>
+        <w:t>(мягче)</w:t>
       </w:r>
       <w:r>
         <w:rPr>
@@ -1516,7 +2449,7 @@
           <w:i w:val="0"/>
           <w:sz w:val="22"/>
         </w:rPr>
-        <w:t xml:space="preserve"> Не могу, Денис. Пока она не ест — не могу.</w:t>
+        <w:t xml:space="preserve"> Спасибо за заботу. Но я справлюсь. У меня достаточно причин не останавливаться.</w:t>
       </w:r>
     </w:p>
     <w:p>
@@ -1531,6 +2464,75 @@
           <w:sz w:val="22"/>
         </w:rPr>
         <w:t xml:space="preserve">Афанасьев: </w:t>
+      </w:r>
+      <w:r>
+        <w:rPr>
+          <w:rFonts w:ascii="Times New Roman" w:hAnsi="Times New Roman" w:eastAsia="Malgun Gothic"/>
+          <w:b w:val="0"/>
+          <w:i w:val="0"/>
+          <w:sz w:val="22"/>
+        </w:rPr>
+        <w:t>Каких причин? Ты же не расскажешь.</w:t>
+      </w:r>
+    </w:p>
+    <w:p>
+      <w:pPr>
+        <w:spacing w:before="0" w:after="110" w:line="300" w:lineRule="auto"/>
+      </w:pPr>
+      <w:r>
+        <w:rPr>
+          <w:rFonts w:ascii="Times New Roman" w:hAnsi="Times New Roman" w:eastAsia="Malgun Gothic"/>
+          <w:b/>
+          <w:i w:val="0"/>
+          <w:sz w:val="22"/>
+        </w:rPr>
+        <w:t xml:space="preserve">Ирина: </w:t>
+      </w:r>
+      <w:r>
+        <w:rPr>
+          <w:rFonts w:ascii="Times New Roman" w:hAnsi="Times New Roman" w:eastAsia="Malgun Gothic"/>
+          <w:b w:val="0"/>
+          <w:i w:val="0"/>
+          <w:sz w:val="22"/>
+        </w:rPr>
+        <w:t>Не сегодня, Денис.</w:t>
+      </w:r>
+    </w:p>
+    <w:p>
+      <w:pPr>
+        <w:spacing w:before="0" w:after="110" w:line="300" w:lineRule="auto"/>
+      </w:pPr>
+      <w:r>
+        <w:rPr>
+          <w:rFonts w:ascii="Times New Roman" w:hAnsi="Times New Roman" w:eastAsia="Malgun Gothic"/>
+          <w:b/>
+          <w:i w:val="0"/>
+          <w:sz w:val="22"/>
+        </w:rPr>
+        <w:t xml:space="preserve">Афанасьев: </w:t>
+      </w:r>
+      <w:r>
+        <w:rPr>
+          <w:rFonts w:ascii="Times New Roman" w:hAnsi="Times New Roman" w:eastAsia="Malgun Gothic"/>
+          <w:b w:val="0"/>
+          <w:i w:val="0"/>
+          <w:sz w:val="22"/>
+        </w:rPr>
+        <w:t>Ладно. Но я запомнил, что ты должна мне историю. А пока хоть поешь. Я принёс пирожки из столовой.</w:t>
+      </w:r>
+    </w:p>
+    <w:p>
+      <w:pPr>
+        <w:spacing w:before="0" w:after="110" w:line="300" w:lineRule="auto"/>
+      </w:pPr>
+      <w:r>
+        <w:rPr>
+          <w:rFonts w:ascii="Times New Roman" w:hAnsi="Times New Roman" w:eastAsia="Malgun Gothic"/>
+          <w:b/>
+          <w:i w:val="0"/>
+          <w:sz w:val="22"/>
+        </w:rPr>
+        <w:t xml:space="preserve">Ирина: </w:t>
       </w:r>
       <w:r>
         <w:rPr>
@@ -1540,7 +2542,7 @@
           <w:color w:val="555555"/>
           <w:sz w:val="22"/>
         </w:rPr>
-        <w:t>(кладёт пакет рядом)</w:t>
+        <w:t>(смотрит на пирожки, потом на фотографию Нестеровой на стене)</w:t>
       </w:r>
       <w:r>
         <w:rPr>
@@ -1549,7 +2551,96 @@
           <w:i w:val="0"/>
           <w:sz w:val="22"/>
         </w:rPr>
+        <w:t xml:space="preserve"> Не могу, Денис. Пока она не ест — не могу.</w:t>
+      </w:r>
+    </w:p>
+    <w:p>
+      <w:pPr>
+        <w:spacing w:before="0" w:after="110" w:line="300" w:lineRule="auto"/>
+      </w:pPr>
+      <w:r>
+        <w:rPr>
+          <w:rFonts w:ascii="Times New Roman" w:hAnsi="Times New Roman" w:eastAsia="Malgun Gothic"/>
+          <w:b/>
+          <w:i w:val="0"/>
+          <w:sz w:val="22"/>
+        </w:rPr>
+        <w:t xml:space="preserve">Афанасьев: </w:t>
+      </w:r>
+      <w:r>
+        <w:rPr>
+          <w:rFonts w:ascii="Times New Roman" w:hAnsi="Times New Roman" w:eastAsia="Malgun Gothic"/>
+          <w:b w:val="0"/>
+          <w:i/>
+          <w:color w:val="555555"/>
+          <w:sz w:val="22"/>
+        </w:rPr>
+        <w:t>(кладёт пакет рядом)</w:t>
+      </w:r>
+      <w:r>
+        <w:rPr>
+          <w:rFonts w:ascii="Times New Roman" w:hAnsi="Times New Roman" w:eastAsia="Malgun Gothic"/>
+          <w:b w:val="0"/>
+          <w:i w:val="0"/>
+          <w:sz w:val="22"/>
+        </w:rPr>
         <w:t xml:space="preserve"> Ей от этого легче не станет. А тебе завтра нужна голова.</w:t>
+      </w:r>
+    </w:p>
+    <w:p>
+      <w:pPr>
+        <w:spacing w:before="0" w:after="110" w:line="300" w:lineRule="auto"/>
+      </w:pPr>
+      <w:r>
+        <w:rPr>
+          <w:rFonts w:ascii="Times New Roman" w:hAnsi="Times New Roman" w:eastAsia="Malgun Gothic"/>
+          <w:b/>
+          <w:i w:val="0"/>
+          <w:sz w:val="22"/>
+        </w:rPr>
+        <w:t xml:space="preserve">Ирина: </w:t>
+      </w:r>
+      <w:r>
+        <w:rPr>
+          <w:rFonts w:ascii="Times New Roman" w:hAnsi="Times New Roman" w:eastAsia="Malgun Gothic"/>
+          <w:b w:val="0"/>
+          <w:i/>
+          <w:color w:val="555555"/>
+          <w:sz w:val="22"/>
+        </w:rPr>
+        <w:t>(помолчав, берёт пирожок)</w:t>
+      </w:r>
+      <w:r>
+        <w:rPr>
+          <w:rFonts w:ascii="Times New Roman" w:hAnsi="Times New Roman" w:eastAsia="Malgun Gothic"/>
+          <w:b w:val="0"/>
+          <w:i w:val="0"/>
+          <w:sz w:val="22"/>
+        </w:rPr>
+        <w:t xml:space="preserve"> Ладно. Один. Ради головы.</w:t>
+      </w:r>
+    </w:p>
+    <w:p>
+      <w:pPr>
+        <w:spacing w:before="0" w:after="110" w:line="300" w:lineRule="auto"/>
+      </w:pPr>
+      <w:r>
+        <w:rPr>
+          <w:rFonts w:ascii="Times New Roman" w:hAnsi="Times New Roman" w:eastAsia="Malgun Gothic"/>
+          <w:b/>
+          <w:i w:val="0"/>
+          <w:sz w:val="22"/>
+        </w:rPr>
+        <w:t xml:space="preserve">Афанасьев: </w:t>
+      </w:r>
+      <w:r>
+        <w:rPr>
+          <w:rFonts w:ascii="Times New Roman" w:hAnsi="Times New Roman" w:eastAsia="Malgun Gothic"/>
+          <w:b w:val="0"/>
+          <w:i w:val="0"/>
+          <w:sz w:val="22"/>
+        </w:rPr>
+        <w:t>Вот. Уже победа штаба.</w:t>
       </w:r>
     </w:p>
     <w:p>
@@ -1644,7 +2735,7 @@
           <w:i w:val="0"/>
           <w:sz w:val="22"/>
         </w:rPr>
-        <w:t>Пушкин писал: «Пока свободою горим, пока сердца для чести живы». Кажется, в ней это горит по-настоящему, а не напоказ.</w:t>
+        <w:t>Горит в ней, Катя. По-настоящему, а не напоказ.</w:t>
       </w:r>
     </w:p>
     <w:p>
@@ -1667,7 +2758,7 @@
           <w:i w:val="0"/>
           <w:sz w:val="22"/>
         </w:rPr>
-        <w:t>Пушкин, когда это написал, был моложе, чем она сейчас. Вам было чуть больше, когда пришли к Быкову.</w:t>
+        <w:t>Молодо-зелено, конечно. Но статью нашла она, а не наши юристы с двадцатилетним стажем.</w:t>
       </w:r>
     </w:p>
     <w:p>
@@ -1690,7 +2781,7 @@
           <w:i w:val="0"/>
           <w:sz w:val="22"/>
         </w:rPr>
-        <w:t>Дальше там: «Мой друг, отчизне посвятим души прекрасные порывы». Страшно, Катя, как быстро этим порывам находят применение.</w:t>
+        <w:t>Виктор Петрович про меня тоже говорил «молодо-зелено». А потом отдавал мне самые безнадёжные дела. Говорил, что у зелёных ещё нет привычки проигрывать.</w:t>
       </w:r>
     </w:p>
     <w:p>
@@ -1713,7 +2804,7 @@
           <w:i w:val="0"/>
           <w:sz w:val="22"/>
         </w:rPr>
-        <w:t>Думаете, из неё выйдет толк?</w:t>
+        <w:t>Привычки проигрывать у неё нет. Привычки спать, похоже, тоже. Думаете, из неё выйдет толк?</w:t>
       </w:r>
     </w:p>
     <w:p>
@@ -1737,6 +2828,29 @@
           <w:sz w:val="22"/>
         </w:rPr>
         <w:t>Думаю, из неё уже выходит толк. Вопрос лишь в том, сколько ей дадут вырасти, прежде чем система попытается её сломать, как пыталась сломать всех нас.</w:t>
+      </w:r>
+    </w:p>
+    <w:p>
+      <w:pPr>
+        <w:spacing w:before="0" w:after="110" w:line="300" w:lineRule="auto"/>
+      </w:pPr>
+      <w:r>
+        <w:rPr>
+          <w:rFonts w:ascii="Times New Roman" w:hAnsi="Times New Roman" w:eastAsia="Malgun Gothic"/>
+          <w:b/>
+          <w:i w:val="0"/>
+          <w:sz w:val="22"/>
+        </w:rPr>
+        <w:t xml:space="preserve">Катя: </w:t>
+      </w:r>
+      <w:r>
+        <w:rPr>
+          <w:rFonts w:ascii="Times New Roman" w:hAnsi="Times New Roman" w:eastAsia="Malgun Gothic"/>
+          <w:b w:val="0"/>
+          <w:i w:val="0"/>
+          <w:sz w:val="22"/>
+        </w:rPr>
+        <w:t>Пусть система сначала попробует пройти через меня. Я за этой девочкой теперь присматриваю.</w:t>
       </w:r>
     </w:p>
     <w:p>
@@ -1845,6 +2959,52 @@
           <w:i w:val="0"/>
           <w:sz w:val="22"/>
         </w:rPr>
+        <w:t xml:space="preserve">Катя: </w:t>
+      </w:r>
+      <w:r>
+        <w:rPr>
+          <w:rFonts w:ascii="Times New Roman" w:hAnsi="Times New Roman" w:eastAsia="Malgun Gothic"/>
+          <w:b w:val="0"/>
+          <w:i w:val="0"/>
+          <w:sz w:val="22"/>
+        </w:rPr>
+        <w:t>Вы понимаете, что это не курсовая? Здесь, если вы ошибётесь, человек может не дожить до следующего заседания.</w:t>
+      </w:r>
+    </w:p>
+    <w:p>
+      <w:pPr>
+        <w:spacing w:before="0" w:after="110" w:line="300" w:lineRule="auto"/>
+      </w:pPr>
+      <w:r>
+        <w:rPr>
+          <w:rFonts w:ascii="Times New Roman" w:hAnsi="Times New Roman" w:eastAsia="Malgun Gothic"/>
+          <w:b/>
+          <w:i w:val="0"/>
+          <w:sz w:val="22"/>
+        </w:rPr>
+        <w:t xml:space="preserve">Ирина: </w:t>
+      </w:r>
+      <w:r>
+        <w:rPr>
+          <w:rFonts w:ascii="Times New Roman" w:hAnsi="Times New Roman" w:eastAsia="Malgun Gothic"/>
+          <w:b w:val="0"/>
+          <w:i w:val="0"/>
+          <w:sz w:val="22"/>
+        </w:rPr>
+        <w:t>Понимаю, Екатерина Ивановна. Поэтому и прошу. Курсовую можно переписать. Здесь — нет.</w:t>
+      </w:r>
+    </w:p>
+    <w:p>
+      <w:pPr>
+        <w:spacing w:before="0" w:after="110" w:line="300" w:lineRule="auto"/>
+      </w:pPr>
+      <w:r>
+        <w:rPr>
+          <w:rFonts w:ascii="Times New Roman" w:hAnsi="Times New Roman" w:eastAsia="Malgun Gothic"/>
+          <w:b/>
+          <w:i w:val="0"/>
+          <w:sz w:val="22"/>
+        </w:rPr>
         <w:t xml:space="preserve">Лёша: </w:t>
       </w:r>
       <w:r>
@@ -1911,6 +3071,52 @@
           <w:i w:val="0"/>
           <w:sz w:val="22"/>
         </w:rPr>
+        <w:t xml:space="preserve">Катя: </w:t>
+      </w:r>
+      <w:r>
+        <w:rPr>
+          <w:rFonts w:ascii="Times New Roman" w:hAnsi="Times New Roman" w:eastAsia="Malgun Gothic"/>
+          <w:b w:val="0"/>
+          <w:i w:val="0"/>
+          <w:sz w:val="22"/>
+        </w:rPr>
+        <w:t>Зарплаты не будет, координатор. Сразу предупреждаю.</w:t>
+      </w:r>
+    </w:p>
+    <w:p>
+      <w:pPr>
+        <w:spacing w:before="0" w:after="110" w:line="300" w:lineRule="auto"/>
+      </w:pPr>
+      <w:r>
+        <w:rPr>
+          <w:rFonts w:ascii="Times New Roman" w:hAnsi="Times New Roman" w:eastAsia="Malgun Gothic"/>
+          <w:b/>
+          <w:i w:val="0"/>
+          <w:sz w:val="22"/>
+        </w:rPr>
+        <w:t xml:space="preserve">Ирина: </w:t>
+      </w:r>
+      <w:r>
+        <w:rPr>
+          <w:rFonts w:ascii="Times New Roman" w:hAnsi="Times New Roman" w:eastAsia="Malgun Gothic"/>
+          <w:b w:val="0"/>
+          <w:i w:val="0"/>
+          <w:sz w:val="22"/>
+        </w:rPr>
+        <w:t>Я и не просила.</w:t>
+      </w:r>
+    </w:p>
+    <w:p>
+      <w:pPr>
+        <w:spacing w:before="0" w:after="110" w:line="300" w:lineRule="auto"/>
+      </w:pPr>
+      <w:r>
+        <w:rPr>
+          <w:rFonts w:ascii="Times New Roman" w:hAnsi="Times New Roman" w:eastAsia="Malgun Gothic"/>
+          <w:b/>
+          <w:i w:val="0"/>
+          <w:sz w:val="22"/>
+        </w:rPr>
         <w:t xml:space="preserve">Лёша: </w:t>
       </w:r>
       <w:r>
@@ -2029,7 +3235,7 @@
           <w:i w:val="0"/>
           <w:sz w:val="22"/>
         </w:rPr>
-        <w:t>Александр Пушкин, «К Чаадаеву» (1818): «Пока свободою горим, / Пока сердца для чести живы, / Мой друг, отчизне посвятим / Души прекрасные порывы!»</w:t>
+        <w:t>Русская пословица: «Молодо-зелено»</w:t>
       </w:r>
       <w:r>
         <w:rPr>
@@ -2038,7 +3244,7 @@
           <w:i w:val="0"/>
           <w:sz w:val="22"/>
         </w:rPr>
-        <w:t xml:space="preserve"> — 약관의 푸시킨이 친구에게 보낸 시. 료샤가 밤늦게 일하는 이리나를 보며 앞 두 행을, 카탸와의 대화에서 뒤 두 행을 인용해 젊은 열정과 그것이 "쓰이는" 대가를 함께 말한다. 6화에서 같은 시의 결구가 광장 연설로 다시 울린다 (장면 8).</w:t>
+        <w:t xml:space="preserve"> — 한국어 해설: 젊어서 서툴다는 뜻의 속담. 카탸가 밤늦게 일하는 이리나를 두고 "молодо-зелено"라며 반쯤 놀리듯 말하면서도 "조문 오류를 찾은 건 20년 경력 변호사가 아니라 그녀"라고 인정하고, 료샤는 비코프도 자신을 그렇게 불렀지만 "풋내기에겐 아직 지는 습관이 없다"며 가장 어려운 사건을 맡겼다고 받는다. 비코프 → 료샤 → 이리나로 이어지는 세대 계승의 첫 신호 (장면 8).</w:t>
       </w:r>
     </w:p>
     <w:p>

--- a/러시아 인권변호사/4부/4부_3화_이리나의_등장.docx
+++ b/러시아 인권변호사/4부/4부_3화_이리나의_등장.docx
@@ -364,7 +364,7 @@
           <w:i w:val="0"/>
           <w:sz w:val="22"/>
         </w:rPr>
-        <w:t>Шесть лет общего режима. Прокурор просил столько же. Судья не убавила ни дня, хотя защита представила решение о запрете работ. В апелляции это даже не обсуждали — «доводы защиты не опровергают выводов суда первой инстанции».</w:t>
+        <w:t>Четыре года общего режима. Прокурор просил столько же. Судья не убавила ни дня, хотя защита представила решение о запрете работ. В апелляции это даже не обсуждали — «доводы защиты не опровергают выводов суда первой инстанции».</w:t>
       </w:r>
     </w:p>
     <w:p>
@@ -387,7 +387,7 @@
           <w:i w:val="0"/>
           <w:sz w:val="22"/>
         </w:rPr>
-        <w:t>Ты это наизусть?</w:t>
+        <w:t>Вы это наизусть?</w:t>
       </w:r>
     </w:p>
     <w:p>

--- a/러시아 인권변호사/4부/4부_3화_이리나의_등장.docx
+++ b/러시아 인권변호사/4부/4부_3화_이리나의_등장.docx
@@ -1841,22 +1841,13 @@
           <w:color w:val="1F3864"/>
           <w:sz w:val="26"/>
         </w:rPr>
-        <w:t>장면 6 — 오후, 시도로바의 전화</w:t>
+        <w:t>장면 6 — 점심 무렵, 신입의 첫날</w:t>
       </w:r>
     </w:p>
     <w:p>
       <w:pPr>
         <w:spacing w:before="0" w:after="110" w:line="300" w:lineRule="auto"/>
       </w:pPr>
-      <w:r>
-        <w:rPr>
-          <w:rFonts w:ascii="Times New Roman" w:hAnsi="Times New Roman" w:eastAsia="Malgun Gothic"/>
-          <w:b/>
-          <w:i w:val="0"/>
-          <w:sz w:val="22"/>
-        </w:rPr>
-        <w:t xml:space="preserve">Сидорова: </w:t>
-      </w:r>
       <w:r>
         <w:rPr>
           <w:rFonts w:ascii="Times New Roman" w:hAnsi="Times New Roman" w:eastAsia="Malgun Gothic"/>
@@ -1865,16 +1856,7 @@
           <w:color w:val="555555"/>
           <w:sz w:val="22"/>
         </w:rPr>
-        <w:t>(по телефону)</w:t>
-      </w:r>
-      <w:r>
-        <w:rPr>
-          <w:rFonts w:ascii="Times New Roman" w:hAnsi="Times New Roman" w:eastAsia="Malgun Gothic"/>
-          <w:b w:val="0"/>
-          <w:i w:val="0"/>
-          <w:sz w:val="22"/>
-        </w:rPr>
-        <w:t xml:space="preserve"> Алексей Николаевич, девятый день. Давление восемьдесят пять на пятьдесят. Она почти не встаёт.</w:t>
+        <w:t>(Общий зал штаба: гул телефонов, коробки с листовками вдоль стены. Катя ведёт Ирину между столами; у Ирины в руках папка с ходатайством.)</w:t>
       </w:r>
     </w:p>
     <w:p>
@@ -1888,7 +1870,7 @@
           <w:i w:val="0"/>
           <w:sz w:val="22"/>
         </w:rPr>
-        <w:t xml:space="preserve">Лёша: </w:t>
+        <w:t xml:space="preserve">Катя: </w:t>
       </w:r>
       <w:r>
         <w:rPr>
@@ -1897,7 +1879,7 @@
           <w:i w:val="0"/>
           <w:sz w:val="22"/>
         </w:rPr>
-        <w:t>Она в сознании? Разговаривает?</w:t>
+        <w:t>Так. Куртку — вон туда, на вешалку. А сумку без присмотра не оставляйте: у нас тут проходной двор.</w:t>
       </w:r>
     </w:p>
     <w:p>
@@ -1911,7 +1893,7 @@
           <w:i w:val="0"/>
           <w:sz w:val="22"/>
         </w:rPr>
-        <w:t xml:space="preserve">Сидорова: </w:t>
+        <w:t xml:space="preserve">Ирина: </w:t>
       </w:r>
       <w:r>
         <w:rPr>
@@ -1920,7 +1902,7 @@
           <w:i w:val="0"/>
           <w:sz w:val="22"/>
         </w:rPr>
-        <w:t>Разговаривает. Спрашивает про Тайболу чаще, чем про себя. Про себя вообще не спрашивает.</w:t>
+        <w:t>Поняла. А где мне сесть, Екатерина Ивановна?</w:t>
       </w:r>
     </w:p>
     <w:p>
@@ -1934,7 +1916,7 @@
           <w:i w:val="0"/>
           <w:sz w:val="22"/>
         </w:rPr>
-        <w:t xml:space="preserve">Лёша: </w:t>
+        <w:t xml:space="preserve">Катя: </w:t>
       </w:r>
       <w:r>
         <w:rPr>
@@ -1943,7 +1925,7 @@
           <w:i w:val="0"/>
           <w:sz w:val="22"/>
         </w:rPr>
-        <w:t>Ходатайство о переводе в гражданскую больницу рассмотрят завтра. Мы уточнили документы.</w:t>
+        <w:t>Постоянных мест нет. Кто первый встал, того и тапки. Вон у окна свободно — располагайтесь.</w:t>
       </w:r>
     </w:p>
     <w:p>
@@ -1957,7 +1939,7 @@
           <w:i w:val="0"/>
           <w:sz w:val="22"/>
         </w:rPr>
-        <w:t xml:space="preserve">Сидорова: </w:t>
+        <w:t xml:space="preserve">Ирина: </w:t>
       </w:r>
       <w:r>
         <w:rPr>
@@ -1966,7 +1948,7 @@
           <w:i w:val="0"/>
           <w:sz w:val="22"/>
         </w:rPr>
-        <w:t>Хорошо. Только… поторопитесь. Я не могу написать в рапорте то, что вижу глазами. Могу только то, что показывают приборы.</w:t>
+        <w:t>У окна? А почему никто не занял?</w:t>
       </w:r>
     </w:p>
     <w:p>
@@ -1980,7 +1962,7 @@
           <w:i w:val="0"/>
           <w:sz w:val="22"/>
         </w:rPr>
-        <w:t xml:space="preserve">Лёша: </w:t>
+        <w:t xml:space="preserve">Катя: </w:t>
       </w:r>
       <w:r>
         <w:rPr>
@@ -1989,53 +1971,7 @@
           <w:i w:val="0"/>
           <w:sz w:val="22"/>
         </w:rPr>
-        <w:t>Лариса Андреевна, если вы напишете, что видите глазами, — что будет?</w:t>
-      </w:r>
-    </w:p>
-    <w:p>
-      <w:pPr>
-        <w:spacing w:before="0" w:after="110" w:line="300" w:lineRule="auto"/>
-      </w:pPr>
-      <w:r>
-        <w:rPr>
-          <w:rFonts w:ascii="Times New Roman" w:hAnsi="Times New Roman" w:eastAsia="Malgun Gothic"/>
-          <w:b/>
-          <w:i w:val="0"/>
-          <w:sz w:val="22"/>
-        </w:rPr>
-        <w:t xml:space="preserve">Сидорова: </w:t>
-      </w:r>
-      <w:r>
-        <w:rPr>
-          <w:rFonts w:ascii="Times New Roman" w:hAnsi="Times New Roman" w:eastAsia="Malgun Gothic"/>
-          <w:b w:val="0"/>
-          <w:i w:val="0"/>
-          <w:sz w:val="22"/>
-        </w:rPr>
-        <w:t>Меня уволят. А следующий врач не напишет даже того, что показывают приборы. Поэтому я пишу цифры. Цифры у меня отнять труднее.</w:t>
-      </w:r>
-    </w:p>
-    <w:p>
-      <w:pPr>
-        <w:spacing w:before="0" w:after="110" w:line="300" w:lineRule="auto"/>
-      </w:pPr>
-      <w:r>
-        <w:rPr>
-          <w:rFonts w:ascii="Times New Roman" w:hAnsi="Times New Roman" w:eastAsia="Malgun Gothic"/>
-          <w:b/>
-          <w:i w:val="0"/>
-          <w:sz w:val="22"/>
-        </w:rPr>
-        <w:t xml:space="preserve">Лёша: </w:t>
-      </w:r>
-      <w:r>
-        <w:rPr>
-          <w:rFonts w:ascii="Times New Roman" w:hAnsi="Times New Roman" w:eastAsia="Malgun Gothic"/>
-          <w:b w:val="0"/>
-          <w:i w:val="0"/>
-          <w:sz w:val="22"/>
-        </w:rPr>
-        <w:t>Спасибо, Лариса Андреевна. Вы и так сделали больше, чем обязаны.</w:t>
+        <w:t>Стул шатается, и из форточки дует. Под ножку подложите что-нибудь, а форточку не трогайте — остальные задохнутся.</w:t>
       </w:r>
     </w:p>
     <w:p>
@@ -2059,7 +1995,7 @@
           <w:color w:val="555555"/>
           <w:sz w:val="22"/>
         </w:rPr>
-        <w:t>(после звонка, тихо)</w:t>
+        <w:t>(садится, стул скрипит)</w:t>
       </w:r>
       <w:r>
         <w:rPr>
@@ -2068,7 +2004,7 @@
           <w:i w:val="0"/>
           <w:sz w:val="22"/>
         </w:rPr>
-        <w:t xml:space="preserve"> Алексей Николаевич, можно предложение? Параллельно с ходатайством подать жалобу в прокуратуру по надзору за местами лишения свободы. Не вместо — вместе. Если суд затянет, у нас будет второй канал.</w:t>
+        <w:t xml:space="preserve"> Ничего. В читальном зале бывает хуже.</w:t>
       </w:r>
     </w:p>
     <w:p>
@@ -2082,7 +2018,7 @@
           <w:i w:val="0"/>
           <w:sz w:val="22"/>
         </w:rPr>
-        <w:t xml:space="preserve">Лёша: </w:t>
+        <w:t xml:space="preserve">Катя: </w:t>
       </w:r>
       <w:r>
         <w:rPr>
@@ -2091,7 +2027,7 @@
           <w:i w:val="0"/>
           <w:sz w:val="22"/>
         </w:rPr>
-        <w:t>Готовьте. И подпишите своим именем, Ирина. Как стажёр штаба.</w:t>
+        <w:t>Вот принтер. Он у нас с характером. Если бумагу зажевало — не дёргайте, откройте сзади крышку и тяните медленно.</w:t>
       </w:r>
     </w:p>
     <w:p>
@@ -2114,7 +2050,7 @@
           <w:i w:val="0"/>
           <w:sz w:val="22"/>
         </w:rPr>
-        <w:t>Моим?</w:t>
+        <w:t>А если он просто мигает и ничего не печатает?</w:t>
       </w:r>
     </w:p>
     <w:p>
@@ -2128,7 +2064,7 @@
           <w:i w:val="0"/>
           <w:sz w:val="22"/>
         </w:rPr>
-        <w:t xml:space="preserve">Лёша: </w:t>
+        <w:t xml:space="preserve">Катя: </w:t>
       </w:r>
       <w:r>
         <w:rPr>
@@ -2137,230 +2073,7 @@
           <w:i w:val="0"/>
           <w:sz w:val="22"/>
         </w:rPr>
-        <w:t>Вы нашли ошибку, значит, вам и отвечать за исправленный документ. Так меня учили.</w:t>
-      </w:r>
-    </w:p>
-    <w:p>
-      <w:pPr>
-        <w:spacing w:before="0" w:after="110" w:line="300" w:lineRule="auto"/>
-      </w:pPr>
-      <w:r>
-        <w:rPr>
-          <w:rFonts w:ascii="Times New Roman" w:hAnsi="Times New Roman" w:eastAsia="Malgun Gothic"/>
-          <w:b/>
-          <w:i w:val="0"/>
-          <w:sz w:val="22"/>
-        </w:rPr>
-        <w:t xml:space="preserve">Ирина: </w:t>
-      </w:r>
-      <w:r>
-        <w:rPr>
-          <w:rFonts w:ascii="Times New Roman" w:hAnsi="Times New Roman" w:eastAsia="Malgun Gothic"/>
-          <w:b w:val="0"/>
-          <w:i w:val="0"/>
-          <w:sz w:val="22"/>
-        </w:rPr>
-        <w:t>А если я ошибусь в жалобе?</w:t>
-      </w:r>
-    </w:p>
-    <w:p>
-      <w:pPr>
-        <w:spacing w:before="0" w:after="110" w:line="300" w:lineRule="auto"/>
-      </w:pPr>
-      <w:r>
-        <w:rPr>
-          <w:rFonts w:ascii="Times New Roman" w:hAnsi="Times New Roman" w:eastAsia="Malgun Gothic"/>
-          <w:b/>
-          <w:i w:val="0"/>
-          <w:sz w:val="22"/>
-        </w:rPr>
-        <w:t xml:space="preserve">Лёша: </w:t>
-      </w:r>
-      <w:r>
-        <w:rPr>
-          <w:rFonts w:ascii="Times New Roman" w:hAnsi="Times New Roman" w:eastAsia="Malgun Gothic"/>
-          <w:b w:val="0"/>
-          <w:i w:val="0"/>
-          <w:sz w:val="22"/>
-        </w:rPr>
-        <w:t>Тогда исправите. И тоже подпишете своим именем. Так учат не бояться ошибок, Ирина, — не прятаться за чужой подписью.</w:t>
-      </w:r>
-    </w:p>
-    <w:p>
-      <w:pPr>
-        <w:keepNext/>
-        <w:spacing w:before="320" w:after="140"/>
-      </w:pPr>
-      <w:r>
-        <w:rPr>
-          <w:rFonts w:ascii="Times New Roman" w:hAnsi="Times New Roman" w:eastAsia="Malgun Gothic"/>
-          <w:b/>
-          <w:i w:val="0"/>
-          <w:color w:val="1F3864"/>
-          <w:sz w:val="26"/>
-        </w:rPr>
-        <w:t>장면 7 — 밤, 데니스와의 협업</w:t>
-      </w:r>
-    </w:p>
-    <w:p>
-      <w:pPr>
-        <w:spacing w:before="0" w:after="110" w:line="300" w:lineRule="auto"/>
-      </w:pPr>
-      <w:r>
-        <w:rPr>
-          <w:rFonts w:ascii="Times New Roman" w:hAnsi="Times New Roman" w:eastAsia="Malgun Gothic"/>
-          <w:b/>
-          <w:i w:val="0"/>
-          <w:sz w:val="22"/>
-        </w:rPr>
-        <w:t xml:space="preserve">Афанасьев: </w:t>
-      </w:r>
-      <w:r>
-        <w:rPr>
-          <w:rFonts w:ascii="Times New Roman" w:hAnsi="Times New Roman" w:eastAsia="Malgun Gothic"/>
-          <w:b w:val="0"/>
-          <w:i w:val="0"/>
-          <w:sz w:val="22"/>
-        </w:rPr>
-        <w:t>Ирина, ты уже третью ночь подряд остаёшься после закрытия штаба.</w:t>
-      </w:r>
-    </w:p>
-    <w:p>
-      <w:pPr>
-        <w:spacing w:before="0" w:after="110" w:line="300" w:lineRule="auto"/>
-      </w:pPr>
-      <w:r>
-        <w:rPr>
-          <w:rFonts w:ascii="Times New Roman" w:hAnsi="Times New Roman" w:eastAsia="Malgun Gothic"/>
-          <w:b/>
-          <w:i w:val="0"/>
-          <w:sz w:val="22"/>
-        </w:rPr>
-        <w:t xml:space="preserve">Ирина: </w:t>
-      </w:r>
-      <w:r>
-        <w:rPr>
-          <w:rFonts w:ascii="Times New Roman" w:hAnsi="Times New Roman" w:eastAsia="Malgun Gothic"/>
-          <w:b w:val="0"/>
-          <w:i w:val="0"/>
-          <w:sz w:val="22"/>
-        </w:rPr>
-        <w:t>Работы много, Денис. Дело Ольги Викторовны не терпит промедления.</w:t>
-      </w:r>
-    </w:p>
-    <w:p>
-      <w:pPr>
-        <w:spacing w:before="0" w:after="110" w:line="300" w:lineRule="auto"/>
-      </w:pPr>
-      <w:r>
-        <w:rPr>
-          <w:rFonts w:ascii="Times New Roman" w:hAnsi="Times New Roman" w:eastAsia="Malgun Gothic"/>
-          <w:b/>
-          <w:i w:val="0"/>
-          <w:sz w:val="22"/>
-        </w:rPr>
-        <w:t xml:space="preserve">Афанасьев: </w:t>
-      </w:r>
-      <w:r>
-        <w:rPr>
-          <w:rFonts w:ascii="Times New Roman" w:hAnsi="Times New Roman" w:eastAsia="Malgun Gothic"/>
-          <w:b w:val="0"/>
-          <w:i w:val="0"/>
-          <w:sz w:val="22"/>
-        </w:rPr>
-        <w:t>Тебе не кажется, что для стажёрки без зарплаты ты слишком выкладываешься?</w:t>
-      </w:r>
-    </w:p>
-    <w:p>
-      <w:pPr>
-        <w:spacing w:before="0" w:after="110" w:line="300" w:lineRule="auto"/>
-      </w:pPr>
-      <w:r>
-        <w:rPr>
-          <w:rFonts w:ascii="Times New Roman" w:hAnsi="Times New Roman" w:eastAsia="Malgun Gothic"/>
-          <w:b/>
-          <w:i w:val="0"/>
-          <w:sz w:val="22"/>
-        </w:rPr>
-        <w:t xml:space="preserve">Ирина: </w:t>
-      </w:r>
-      <w:r>
-        <w:rPr>
-          <w:rFonts w:ascii="Times New Roman" w:hAnsi="Times New Roman" w:eastAsia="Malgun Gothic"/>
-          <w:b w:val="0"/>
-          <w:i w:val="0"/>
-          <w:sz w:val="22"/>
-        </w:rPr>
-        <w:t>А ты не выкладываешься? Мы все тут работаем не за деньги, Денис.</w:t>
-      </w:r>
-    </w:p>
-    <w:p>
-      <w:pPr>
-        <w:spacing w:before="0" w:after="110" w:line="300" w:lineRule="auto"/>
-      </w:pPr>
-      <w:r>
-        <w:rPr>
-          <w:rFonts w:ascii="Times New Roman" w:hAnsi="Times New Roman" w:eastAsia="Malgun Gothic"/>
-          <w:b/>
-          <w:i w:val="0"/>
-          <w:sz w:val="22"/>
-        </w:rPr>
-        <w:t xml:space="preserve">Афанасьев: </w:t>
-      </w:r>
-      <w:r>
-        <w:rPr>
-          <w:rFonts w:ascii="Times New Roman" w:hAnsi="Times New Roman" w:eastAsia="Malgun Gothic"/>
-          <w:b w:val="0"/>
-          <w:i w:val="0"/>
-          <w:sz w:val="22"/>
-        </w:rPr>
-        <w:t>Я выкладываюсь до десяти вечера. А потом иду домой и сплю. Это называется «волонтёр». То, что делаешь ты, называется как-то иначе.</w:t>
-      </w:r>
-    </w:p>
-    <w:p>
-      <w:pPr>
-        <w:spacing w:before="0" w:after="110" w:line="300" w:lineRule="auto"/>
-      </w:pPr>
-      <w:r>
-        <w:rPr>
-          <w:rFonts w:ascii="Times New Roman" w:hAnsi="Times New Roman" w:eastAsia="Malgun Gothic"/>
-          <w:b/>
-          <w:i w:val="0"/>
-          <w:sz w:val="22"/>
-        </w:rPr>
-        <w:t xml:space="preserve">Ирина: </w:t>
-      </w:r>
-      <w:r>
-        <w:rPr>
-          <w:rFonts w:ascii="Times New Roman" w:hAnsi="Times New Roman" w:eastAsia="Malgun Gothic"/>
-          <w:b w:val="0"/>
-          <w:i w:val="0"/>
-          <w:sz w:val="22"/>
-        </w:rPr>
-        <w:t>И как же?</w:t>
-      </w:r>
-    </w:p>
-    <w:p>
-      <w:pPr>
-        <w:spacing w:before="0" w:after="110" w:line="300" w:lineRule="auto"/>
-      </w:pPr>
-      <w:r>
-        <w:rPr>
-          <w:rFonts w:ascii="Times New Roman" w:hAnsi="Times New Roman" w:eastAsia="Malgun Gothic"/>
-          <w:b/>
-          <w:i w:val="0"/>
-          <w:sz w:val="22"/>
-        </w:rPr>
-        <w:t xml:space="preserve">Афанасьев: </w:t>
-      </w:r>
-      <w:r>
-        <w:rPr>
-          <w:rFonts w:ascii="Times New Roman" w:hAnsi="Times New Roman" w:eastAsia="Malgun Gothic"/>
-          <w:b w:val="0"/>
-          <w:i w:val="0"/>
-          <w:sz w:val="22"/>
-        </w:rPr>
-        <w:t>Не знаю. Спроси у Екатерины Ивановны. Она, говорят, тоже так начинала.</w:t>
+        <w:t>Тогда выключить, досчитать до десяти и включить обратно. Денис уверяет, что надо ещё постучать сбоку, но это суеверие.</w:t>
       </w:r>
     </w:p>
     <w:p>
@@ -2384,7 +2097,7 @@
           <w:color w:val="555555"/>
           <w:sz w:val="22"/>
         </w:rPr>
-        <w:t>(усмехается)</w:t>
+        <w:t>(нажимает «печать»; принтер гудит и замирает)</w:t>
       </w:r>
       <w:r>
         <w:rPr>
@@ -2393,7 +2106,7 @@
           <w:i w:val="0"/>
           <w:sz w:val="22"/>
         </w:rPr>
-        <w:t xml:space="preserve"> Спрошу. Когда она сама уйдёт домой раньше полуночи.</w:t>
+        <w:t xml:space="preserve"> Кажется… зажевало.</w:t>
       </w:r>
     </w:p>
     <w:p>
@@ -2407,7 +2120,7 @@
           <w:i w:val="0"/>
           <w:sz w:val="22"/>
         </w:rPr>
-        <w:t xml:space="preserve">Афанасьев: </w:t>
+        <w:t xml:space="preserve">Катя: </w:t>
       </w:r>
       <w:r>
         <w:rPr>
@@ -2416,22 +2129,13 @@
           <w:i w:val="0"/>
           <w:sz w:val="22"/>
         </w:rPr>
-        <w:t>Просто не хочу, чтобы ты сгорела в первый же месяц.</w:t>
+        <w:t>Первый день — и уже зажевало. Поздравляю, вы теперь своя.</w:t>
       </w:r>
     </w:p>
     <w:p>
       <w:pPr>
         <w:spacing w:before="0" w:after="110" w:line="300" w:lineRule="auto"/>
       </w:pPr>
-      <w:r>
-        <w:rPr>
-          <w:rFonts w:ascii="Times New Roman" w:hAnsi="Times New Roman" w:eastAsia="Malgun Gothic"/>
-          <w:b/>
-          <w:i w:val="0"/>
-          <w:sz w:val="22"/>
-        </w:rPr>
-        <w:t xml:space="preserve">Ирина: </w:t>
-      </w:r>
       <w:r>
         <w:rPr>
           <w:rFonts w:ascii="Times New Roman" w:hAnsi="Times New Roman" w:eastAsia="Malgun Gothic"/>
@@ -2440,16 +2144,7 @@
           <w:color w:val="555555"/>
           <w:sz w:val="22"/>
         </w:rPr>
-        <w:t>(мягче)</w:t>
-      </w:r>
-      <w:r>
-        <w:rPr>
-          <w:rFonts w:ascii="Times New Roman" w:hAnsi="Times New Roman" w:eastAsia="Malgun Gothic"/>
-          <w:b w:val="0"/>
-          <w:i w:val="0"/>
-          <w:sz w:val="22"/>
-        </w:rPr>
-        <w:t xml:space="preserve"> Спасибо за заботу. Но я справлюсь. У меня достаточно причин не останавливаться.</w:t>
+        <w:t>(Подходит Афанасьев с пропуском на шнурке.)</w:t>
       </w:r>
     </w:p>
     <w:p>
@@ -2472,7 +2167,7 @@
           <w:i w:val="0"/>
           <w:sz w:val="22"/>
         </w:rPr>
-        <w:t>Каких причин? Ты же не расскажешь.</w:t>
+        <w:t>Екатерина Ивановна, пропуск для Ирины готов. Архив и второй этаж. Фотографию взял из анкеты — там она какая-то сердитая.</w:t>
       </w:r>
     </w:p>
     <w:p>
@@ -2495,7 +2190,7 @@
           <w:i w:val="0"/>
           <w:sz w:val="22"/>
         </w:rPr>
-        <w:t>Не сегодня, Денис.</w:t>
+        <w:t>Я не сердитая. Я сосредоточенная.</w:t>
       </w:r>
     </w:p>
     <w:p>
@@ -2518,21 +2213,7 @@
           <w:i w:val="0"/>
           <w:sz w:val="22"/>
         </w:rPr>
-        <w:t>Ладно. Но я запомнил, что ты должна мне историю. А пока хоть поешь. Я принёс пирожки из столовой.</w:t>
-      </w:r>
-    </w:p>
-    <w:p>
-      <w:pPr>
-        <w:spacing w:before="0" w:after="110" w:line="300" w:lineRule="auto"/>
-      </w:pPr>
-      <w:r>
-        <w:rPr>
-          <w:rFonts w:ascii="Times New Roman" w:hAnsi="Times New Roman" w:eastAsia="Malgun Gothic"/>
-          <w:b/>
-          <w:i w:val="0"/>
-          <w:sz w:val="22"/>
-        </w:rPr>
-        <w:t xml:space="preserve">Ирина: </w:t>
+        <w:t xml:space="preserve">Вот-вот, сосредоточенная. </w:t>
       </w:r>
       <w:r>
         <w:rPr>
@@ -2542,7 +2223,7 @@
           <w:color w:val="555555"/>
           <w:sz w:val="22"/>
         </w:rPr>
-        <w:t>(смотрит на пирожки, потом на фотографию Нестеровой на стене)</w:t>
+        <w:t>(протягивает пропуск)</w:t>
       </w:r>
       <w:r>
         <w:rPr>
@@ -2551,7 +2232,30 @@
           <w:i w:val="0"/>
           <w:sz w:val="22"/>
         </w:rPr>
-        <w:t xml:space="preserve"> Не могу, Денис. Пока она не ест — не могу.</w:t>
+        <w:t xml:space="preserve"> Слушай, давай на ты? У нас тут все на ты, кроме Екатерины Ивановны и Алексея Николаевича.</w:t>
+      </w:r>
+    </w:p>
+    <w:p>
+      <w:pPr>
+        <w:spacing w:before="0" w:after="110" w:line="300" w:lineRule="auto"/>
+      </w:pPr>
+      <w:r>
+        <w:rPr>
+          <w:rFonts w:ascii="Times New Roman" w:hAnsi="Times New Roman" w:eastAsia="Malgun Gothic"/>
+          <w:b/>
+          <w:i w:val="0"/>
+          <w:sz w:val="22"/>
+        </w:rPr>
+        <w:t xml:space="preserve">Ирина: </w:t>
+      </w:r>
+      <w:r>
+        <w:rPr>
+          <w:rFonts w:ascii="Times New Roman" w:hAnsi="Times New Roman" w:eastAsia="Malgun Gothic"/>
+          <w:b w:val="0"/>
+          <w:i w:val="0"/>
+          <w:sz w:val="22"/>
+        </w:rPr>
+        <w:t>Давай. Тогда, Денис, не в службу, а в дружбу — вытащи бумагу? Боюсь сломать.</w:t>
       </w:r>
     </w:p>
     <w:p>
@@ -2575,7 +2279,7 @@
           <w:color w:val="555555"/>
           <w:sz w:val="22"/>
         </w:rPr>
-        <w:t>(кладёт пакет рядом)</w:t>
+        <w:t>(открывает крышку, достаёт смятый лист)</w:t>
       </w:r>
       <w:r>
         <w:rPr>
@@ -2584,7 +2288,76 @@
           <w:i w:val="0"/>
           <w:sz w:val="22"/>
         </w:rPr>
-        <w:t xml:space="preserve"> Ей от этого легче не станет. А тебе завтра нужна голова.</w:t>
+        <w:t xml:space="preserve"> Он не ломается, он обижается. Всё, печатай.</w:t>
+      </w:r>
+    </w:p>
+    <w:p>
+      <w:pPr>
+        <w:spacing w:before="0" w:after="110" w:line="300" w:lineRule="auto"/>
+      </w:pPr>
+      <w:r>
+        <w:rPr>
+          <w:rFonts w:ascii="Times New Roman" w:hAnsi="Times New Roman" w:eastAsia="Malgun Gothic"/>
+          <w:b/>
+          <w:i w:val="0"/>
+          <w:sz w:val="22"/>
+        </w:rPr>
+        <w:t xml:space="preserve">Катя: </w:t>
+      </w:r>
+      <w:r>
+        <w:rPr>
+          <w:rFonts w:ascii="Times New Roman" w:hAnsi="Times New Roman" w:eastAsia="Malgun Gothic"/>
+          <w:b w:val="0"/>
+          <w:i w:val="0"/>
+          <w:sz w:val="22"/>
+        </w:rPr>
+        <w:t>Дальше. Кофемашина — на кухне, в конце коридора. Нажимаете большую кнопку и ждёте. Если заурчала и замолчала — значит, кончилась вода, долейте из фильтра.</w:t>
+      </w:r>
+    </w:p>
+    <w:p>
+      <w:pPr>
+        <w:spacing w:before="0" w:after="110" w:line="300" w:lineRule="auto"/>
+      </w:pPr>
+      <w:r>
+        <w:rPr>
+          <w:rFonts w:ascii="Times New Roman" w:hAnsi="Times New Roman" w:eastAsia="Malgun Gothic"/>
+          <w:b/>
+          <w:i w:val="0"/>
+          <w:sz w:val="22"/>
+        </w:rPr>
+        <w:t xml:space="preserve">Ирина: </w:t>
+      </w:r>
+      <w:r>
+        <w:rPr>
+          <w:rFonts w:ascii="Times New Roman" w:hAnsi="Times New Roman" w:eastAsia="Malgun Gothic"/>
+          <w:b w:val="0"/>
+          <w:i w:val="0"/>
+          <w:sz w:val="22"/>
+        </w:rPr>
+        <w:t>А чай есть?</w:t>
+      </w:r>
+    </w:p>
+    <w:p>
+      <w:pPr>
+        <w:spacing w:before="0" w:after="110" w:line="300" w:lineRule="auto"/>
+      </w:pPr>
+      <w:r>
+        <w:rPr>
+          <w:rFonts w:ascii="Times New Roman" w:hAnsi="Times New Roman" w:eastAsia="Malgun Gothic"/>
+          <w:b/>
+          <w:i w:val="0"/>
+          <w:sz w:val="22"/>
+        </w:rPr>
+        <w:t xml:space="preserve">Катя: </w:t>
+      </w:r>
+      <w:r>
+        <w:rPr>
+          <w:rFonts w:ascii="Times New Roman" w:hAnsi="Times New Roman" w:eastAsia="Malgun Gothic"/>
+          <w:b w:val="0"/>
+          <w:i w:val="0"/>
+          <w:sz w:val="22"/>
+        </w:rPr>
+        <w:t>В шкафчике над раковиной. Кружку берите любую из сушилки, только потом помойте за собой. Это у нас главное правило. Строже любого кодекса.</w:t>
       </w:r>
     </w:p>
     <w:p>
@@ -2608,7 +2381,7 @@
           <w:color w:val="555555"/>
           <w:sz w:val="22"/>
         </w:rPr>
-        <w:t>(помолчав, берёт пирожок)</w:t>
+        <w:t>(улыбается)</w:t>
       </w:r>
       <w:r>
         <w:rPr>
@@ -2617,7 +2390,7 @@
           <w:i w:val="0"/>
           <w:sz w:val="22"/>
         </w:rPr>
-        <w:t xml:space="preserve"> Ладно. Один. Ради головы.</w:t>
+        <w:t xml:space="preserve"> Его я запомню лучше всего.</w:t>
       </w:r>
     </w:p>
     <w:p>
@@ -2640,23 +2413,30 @@
           <w:i w:val="0"/>
           <w:sz w:val="22"/>
         </w:rPr>
-        <w:t>Вот. Уже победа штаба.</w:t>
+        <w:t>А обедать где будешь? За углом столовая, комплексный обед — суп, второе и компот.</w:t>
       </w:r>
     </w:p>
     <w:p>
       <w:pPr>
-        <w:keepNext/>
-        <w:spacing w:before="320" w:after="140"/>
+        <w:spacing w:before="0" w:after="110" w:line="300" w:lineRule="auto"/>
       </w:pPr>
       <w:r>
         <w:rPr>
           <w:rFonts w:ascii="Times New Roman" w:hAnsi="Times New Roman" w:eastAsia="Malgun Gothic"/>
           <w:b/>
           <w:i w:val="0"/>
-          <w:color w:val="1F3864"/>
-          <w:sz w:val="26"/>
-        </w:rPr>
-        <w:t>장면 8 — 료샤의 관찰, 잠재력 인정</w:t>
+          <w:sz w:val="22"/>
+        </w:rPr>
+        <w:t xml:space="preserve">Ирина: </w:t>
+      </w:r>
+      <w:r>
+        <w:rPr>
+          <w:rFonts w:ascii="Times New Roman" w:hAnsi="Times New Roman" w:eastAsia="Malgun Gothic"/>
+          <w:b w:val="0"/>
+          <w:i w:val="0"/>
+          <w:sz w:val="22"/>
+        </w:rPr>
+        <w:t>Я не собиралась обедать. Мне ещё приложение собирать.</w:t>
       </w:r>
     </w:p>
     <w:p>
@@ -2670,7 +2450,154 @@
           <w:i w:val="0"/>
           <w:sz w:val="22"/>
         </w:rPr>
-        <w:t xml:space="preserve">Лёша: </w:t>
+        <w:t xml:space="preserve">Катя: </w:t>
+      </w:r>
+      <w:r>
+        <w:rPr>
+          <w:rFonts w:ascii="Times New Roman" w:hAnsi="Times New Roman" w:eastAsia="Malgun Gothic"/>
+          <w:b w:val="0"/>
+          <w:i w:val="0"/>
+          <w:sz w:val="22"/>
+        </w:rPr>
+        <w:t>Соберёте после обеда. Голодный юрист — плохой юрист. Это я вам по опыту говорю.</w:t>
+      </w:r>
+    </w:p>
+    <w:p>
+      <w:pPr>
+        <w:spacing w:before="0" w:after="110" w:line="300" w:lineRule="auto"/>
+      </w:pPr>
+      <w:r>
+        <w:rPr>
+          <w:rFonts w:ascii="Times New Roman" w:hAnsi="Times New Roman" w:eastAsia="Malgun Gothic"/>
+          <w:b/>
+          <w:i w:val="0"/>
+          <w:sz w:val="22"/>
+        </w:rPr>
+        <w:t xml:space="preserve">Афанасьев: </w:t>
+      </w:r>
+      <w:r>
+        <w:rPr>
+          <w:rFonts w:ascii="Times New Roman" w:hAnsi="Times New Roman" w:eastAsia="Malgun Gothic"/>
+          <w:b w:val="0"/>
+          <w:i w:val="0"/>
+          <w:sz w:val="22"/>
+        </w:rPr>
+        <w:t>Составишь компанию? Я как раз иду. Говорят, сегодня котлеты.</w:t>
+      </w:r>
+    </w:p>
+    <w:p>
+      <w:pPr>
+        <w:spacing w:before="0" w:after="110" w:line="300" w:lineRule="auto"/>
+      </w:pPr>
+      <w:r>
+        <w:rPr>
+          <w:rFonts w:ascii="Times New Roman" w:hAnsi="Times New Roman" w:eastAsia="Malgun Gothic"/>
+          <w:b/>
+          <w:i w:val="0"/>
+          <w:sz w:val="22"/>
+        </w:rPr>
+        <w:t xml:space="preserve">Ирина: </w:t>
+      </w:r>
+      <w:r>
+        <w:rPr>
+          <w:rFonts w:ascii="Times New Roman" w:hAnsi="Times New Roman" w:eastAsia="Malgun Gothic"/>
+          <w:b w:val="0"/>
+          <w:i w:val="0"/>
+          <w:sz w:val="22"/>
+        </w:rPr>
+        <w:t>Если только на скорую руку. Полчаса, не больше.</w:t>
+      </w:r>
+    </w:p>
+    <w:p>
+      <w:pPr>
+        <w:spacing w:before="0" w:after="110" w:line="300" w:lineRule="auto"/>
+      </w:pPr>
+      <w:r>
+        <w:rPr>
+          <w:rFonts w:ascii="Times New Roman" w:hAnsi="Times New Roman" w:eastAsia="Malgun Gothic"/>
+          <w:b/>
+          <w:i w:val="0"/>
+          <w:sz w:val="22"/>
+        </w:rPr>
+        <w:t xml:space="preserve">Афанасьев: </w:t>
+      </w:r>
+      <w:r>
+        <w:rPr>
+          <w:rFonts w:ascii="Times New Roman" w:hAnsi="Times New Roman" w:eastAsia="Malgun Gothic"/>
+          <w:b w:val="0"/>
+          <w:i w:val="0"/>
+          <w:sz w:val="22"/>
+        </w:rPr>
+        <w:t>Больше там и не высидишь. К часу набегает такая очередь, что до вечера не пробьёшься.</w:t>
+      </w:r>
+    </w:p>
+    <w:p>
+      <w:pPr>
+        <w:spacing w:before="0" w:after="110" w:line="300" w:lineRule="auto"/>
+      </w:pPr>
+      <w:r>
+        <w:rPr>
+          <w:rFonts w:ascii="Times New Roman" w:hAnsi="Times New Roman" w:eastAsia="Malgun Gothic"/>
+          <w:b/>
+          <w:i w:val="0"/>
+          <w:sz w:val="22"/>
+        </w:rPr>
+        <w:t xml:space="preserve">Катя: </w:t>
+      </w:r>
+      <w:r>
+        <w:rPr>
+          <w:rFonts w:ascii="Times New Roman" w:hAnsi="Times New Roman" w:eastAsia="Malgun Gothic"/>
+          <w:b w:val="0"/>
+          <w:i w:val="0"/>
+          <w:sz w:val="22"/>
+        </w:rPr>
+        <w:t>И ещё. Если кто-то спросит, откуда вы, — говорите «из юридического». Иначе посадят клеить конверты.</w:t>
+      </w:r>
+    </w:p>
+    <w:p>
+      <w:pPr>
+        <w:spacing w:before="0" w:after="110" w:line="300" w:lineRule="auto"/>
+      </w:pPr>
+      <w:r>
+        <w:rPr>
+          <w:rFonts w:ascii="Times New Roman" w:hAnsi="Times New Roman" w:eastAsia="Malgun Gothic"/>
+          <w:b/>
+          <w:i w:val="0"/>
+          <w:sz w:val="22"/>
+        </w:rPr>
+        <w:t xml:space="preserve">Ирина: </w:t>
+      </w:r>
+      <w:r>
+        <w:rPr>
+          <w:rFonts w:ascii="Times New Roman" w:hAnsi="Times New Roman" w:eastAsia="Malgun Gothic"/>
+          <w:b w:val="0"/>
+          <w:i w:val="0"/>
+          <w:sz w:val="22"/>
+        </w:rPr>
+        <w:t>А я из юридического?</w:t>
+      </w:r>
+    </w:p>
+    <w:p>
+      <w:pPr>
+        <w:spacing w:before="0" w:after="110" w:line="300" w:lineRule="auto"/>
+      </w:pPr>
+      <w:r>
+        <w:rPr>
+          <w:rFonts w:ascii="Times New Roman" w:hAnsi="Times New Roman" w:eastAsia="Malgun Gothic"/>
+          <w:b/>
+          <w:i w:val="0"/>
+          <w:sz w:val="22"/>
+        </w:rPr>
+        <w:t xml:space="preserve">Катя: </w:t>
+      </w:r>
+      <w:r>
+        <w:rPr>
+          <w:rFonts w:ascii="Times New Roman" w:hAnsi="Times New Roman" w:eastAsia="Malgun Gothic"/>
+          <w:b w:val="0"/>
+          <w:i w:val="0"/>
+          <w:sz w:val="22"/>
+        </w:rPr>
+        <w:t xml:space="preserve">С сегодняшнего утра — да. </w:t>
       </w:r>
       <w:r>
         <w:rPr>
@@ -2680,7 +2607,7 @@
           <w:color w:val="555555"/>
           <w:sz w:val="22"/>
         </w:rPr>
-        <w:t>(Кате, тихо, наблюдая за работающей допоздна Ириной)</w:t>
+        <w:t>(уходя, через плечо)</w:t>
       </w:r>
       <w:r>
         <w:rPr>
@@ -2689,184 +2616,7 @@
           <w:i w:val="0"/>
           <w:sz w:val="22"/>
         </w:rPr>
-        <w:t xml:space="preserve"> Катя, что вы думаете об этой девушке?</w:t>
-      </w:r>
-    </w:p>
-    <w:p>
-      <w:pPr>
-        <w:spacing w:before="0" w:after="110" w:line="300" w:lineRule="auto"/>
-      </w:pPr>
-      <w:r>
-        <w:rPr>
-          <w:rFonts w:ascii="Times New Roman" w:hAnsi="Times New Roman" w:eastAsia="Malgun Gothic"/>
-          <w:b/>
-          <w:i w:val="0"/>
-          <w:sz w:val="22"/>
-        </w:rPr>
-        <w:t xml:space="preserve">Катя: </w:t>
-      </w:r>
-      <w:r>
-        <w:rPr>
-          <w:rFonts w:ascii="Times New Roman" w:hAnsi="Times New Roman" w:eastAsia="Malgun Gothic"/>
-          <w:b w:val="0"/>
-          <w:i w:val="0"/>
-          <w:sz w:val="22"/>
-        </w:rPr>
-        <w:t>Думаю, что она напоминает мне вас в её возрасте, Алексей Николаевич. Та же одержимость деталями, то же нежелание сдаваться.</w:t>
-      </w:r>
-    </w:p>
-    <w:p>
-      <w:pPr>
-        <w:spacing w:before="0" w:after="110" w:line="300" w:lineRule="auto"/>
-      </w:pPr>
-      <w:r>
-        <w:rPr>
-          <w:rFonts w:ascii="Times New Roman" w:hAnsi="Times New Roman" w:eastAsia="Malgun Gothic"/>
-          <w:b/>
-          <w:i w:val="0"/>
-          <w:sz w:val="22"/>
-        </w:rPr>
-        <w:t xml:space="preserve">Лёша: </w:t>
-      </w:r>
-      <w:r>
-        <w:rPr>
-          <w:rFonts w:ascii="Times New Roman" w:hAnsi="Times New Roman" w:eastAsia="Malgun Gothic"/>
-          <w:b w:val="0"/>
-          <w:i w:val="0"/>
-          <w:sz w:val="22"/>
-        </w:rPr>
-        <w:t>Горит в ней, Катя. По-настоящему, а не напоказ.</w:t>
-      </w:r>
-    </w:p>
-    <w:p>
-      <w:pPr>
-        <w:spacing w:before="0" w:after="110" w:line="300" w:lineRule="auto"/>
-      </w:pPr>
-      <w:r>
-        <w:rPr>
-          <w:rFonts w:ascii="Times New Roman" w:hAnsi="Times New Roman" w:eastAsia="Malgun Gothic"/>
-          <w:b/>
-          <w:i w:val="0"/>
-          <w:sz w:val="22"/>
-        </w:rPr>
-        <w:t xml:space="preserve">Катя: </w:t>
-      </w:r>
-      <w:r>
-        <w:rPr>
-          <w:rFonts w:ascii="Times New Roman" w:hAnsi="Times New Roman" w:eastAsia="Malgun Gothic"/>
-          <w:b w:val="0"/>
-          <w:i w:val="0"/>
-          <w:sz w:val="22"/>
-        </w:rPr>
-        <w:t>Молодо-зелено, конечно. Но статью нашла она, а не наши юристы с двадцатилетним стажем.</w:t>
-      </w:r>
-    </w:p>
-    <w:p>
-      <w:pPr>
-        <w:spacing w:before="0" w:after="110" w:line="300" w:lineRule="auto"/>
-      </w:pPr>
-      <w:r>
-        <w:rPr>
-          <w:rFonts w:ascii="Times New Roman" w:hAnsi="Times New Roman" w:eastAsia="Malgun Gothic"/>
-          <w:b/>
-          <w:i w:val="0"/>
-          <w:sz w:val="22"/>
-        </w:rPr>
-        <w:t xml:space="preserve">Лёша: </w:t>
-      </w:r>
-      <w:r>
-        <w:rPr>
-          <w:rFonts w:ascii="Times New Roman" w:hAnsi="Times New Roman" w:eastAsia="Malgun Gothic"/>
-          <w:b w:val="0"/>
-          <w:i w:val="0"/>
-          <w:sz w:val="22"/>
-        </w:rPr>
-        <w:t>Виктор Петрович про меня тоже говорил «молодо-зелено». А потом отдавал мне самые безнадёжные дела. Говорил, что у зелёных ещё нет привычки проигрывать.</w:t>
-      </w:r>
-    </w:p>
-    <w:p>
-      <w:pPr>
-        <w:spacing w:before="0" w:after="110" w:line="300" w:lineRule="auto"/>
-      </w:pPr>
-      <w:r>
-        <w:rPr>
-          <w:rFonts w:ascii="Times New Roman" w:hAnsi="Times New Roman" w:eastAsia="Malgun Gothic"/>
-          <w:b/>
-          <w:i w:val="0"/>
-          <w:sz w:val="22"/>
-        </w:rPr>
-        <w:t xml:space="preserve">Катя: </w:t>
-      </w:r>
-      <w:r>
-        <w:rPr>
-          <w:rFonts w:ascii="Times New Roman" w:hAnsi="Times New Roman" w:eastAsia="Malgun Gothic"/>
-          <w:b w:val="0"/>
-          <w:i w:val="0"/>
-          <w:sz w:val="22"/>
-        </w:rPr>
-        <w:t>Привычки проигрывать у неё нет. Привычки спать, похоже, тоже. Думаете, из неё выйдет толк?</w:t>
-      </w:r>
-    </w:p>
-    <w:p>
-      <w:pPr>
-        <w:spacing w:before="0" w:after="110" w:line="300" w:lineRule="auto"/>
-      </w:pPr>
-      <w:r>
-        <w:rPr>
-          <w:rFonts w:ascii="Times New Roman" w:hAnsi="Times New Roman" w:eastAsia="Malgun Gothic"/>
-          <w:b/>
-          <w:i w:val="0"/>
-          <w:sz w:val="22"/>
-        </w:rPr>
-        <w:t xml:space="preserve">Лёша: </w:t>
-      </w:r>
-      <w:r>
-        <w:rPr>
-          <w:rFonts w:ascii="Times New Roman" w:hAnsi="Times New Roman" w:eastAsia="Malgun Gothic"/>
-          <w:b w:val="0"/>
-          <w:i w:val="0"/>
-          <w:sz w:val="22"/>
-        </w:rPr>
-        <w:t>Думаю, из неё уже выходит толк. Вопрос лишь в том, сколько ей дадут вырасти, прежде чем система попытается её сломать, как пыталась сломать всех нас.</w:t>
-      </w:r>
-    </w:p>
-    <w:p>
-      <w:pPr>
-        <w:spacing w:before="0" w:after="110" w:line="300" w:lineRule="auto"/>
-      </w:pPr>
-      <w:r>
-        <w:rPr>
-          <w:rFonts w:ascii="Times New Roman" w:hAnsi="Times New Roman" w:eastAsia="Malgun Gothic"/>
-          <w:b/>
-          <w:i w:val="0"/>
-          <w:sz w:val="22"/>
-        </w:rPr>
-        <w:t xml:space="preserve">Катя: </w:t>
-      </w:r>
-      <w:r>
-        <w:rPr>
-          <w:rFonts w:ascii="Times New Roman" w:hAnsi="Times New Roman" w:eastAsia="Malgun Gothic"/>
-          <w:b w:val="0"/>
-          <w:i w:val="0"/>
-          <w:sz w:val="22"/>
-        </w:rPr>
-        <w:t>Пусть система сначала попробует пройти через меня. Я за этой девочкой теперь присматриваю.</w:t>
-      </w:r>
-    </w:p>
-    <w:p>
-      <w:pPr>
-        <w:keepNext/>
-        <w:spacing w:before="320" w:after="140"/>
-      </w:pPr>
-      <w:r>
-        <w:rPr>
-          <w:rFonts w:ascii="Times New Roman" w:hAnsi="Times New Roman" w:eastAsia="Malgun Gothic"/>
-          <w:b/>
-          <w:i w:val="0"/>
-          <w:color w:val="1F3864"/>
-          <w:sz w:val="26"/>
-        </w:rPr>
-        <w:t>장면 9 — 마무리, 자리매김</w:t>
+        <w:t xml:space="preserve"> Приложение — к трём, Ирина.</w:t>
       </w:r>
     </w:p>
     <w:p>
@@ -2890,7 +2640,7 @@
           <w:color w:val="555555"/>
           <w:sz w:val="22"/>
         </w:rPr>
-        <w:t>(подходит к Лёше в конце дня)</w:t>
+        <w:t>(Денису, тихо)</w:t>
       </w:r>
       <w:r>
         <w:rPr>
@@ -2899,7 +2649,7 @@
           <w:i w:val="0"/>
           <w:sz w:val="22"/>
         </w:rPr>
-        <w:t xml:space="preserve"> Алексей Николаевич, простите за прямоту — можно попросить о более постоянной роли? Не только разовые поручения.</w:t>
+        <w:t xml:space="preserve"> Она всегда такая?</w:t>
       </w:r>
     </w:p>
     <w:p>
@@ -2913,7 +2663,7 @@
           <w:i w:val="0"/>
           <w:sz w:val="22"/>
         </w:rPr>
-        <w:t xml:space="preserve">Лёша: </w:t>
+        <w:t xml:space="preserve">Афанасьев: </w:t>
       </w:r>
       <w:r>
         <w:rPr>
@@ -2922,30 +2672,23 @@
           <w:i w:val="0"/>
           <w:sz w:val="22"/>
         </w:rPr>
-        <w:t>Какую роль вы имеете в виду?</w:t>
+        <w:t>Всегда. Но раз она тебе сама показала, где чай, — считай, испытательный срок ты прошла.</w:t>
       </w:r>
     </w:p>
     <w:p>
       <w:pPr>
-        <w:spacing w:before="0" w:after="110" w:line="300" w:lineRule="auto"/>
+        <w:keepNext/>
+        <w:spacing w:before="320" w:after="140"/>
       </w:pPr>
       <w:r>
         <w:rPr>
           <w:rFonts w:ascii="Times New Roman" w:hAnsi="Times New Roman" w:eastAsia="Malgun Gothic"/>
           <w:b/>
           <w:i w:val="0"/>
-          <w:sz w:val="22"/>
-        </w:rPr>
-        <w:t xml:space="preserve">Ирина: </w:t>
-      </w:r>
-      <w:r>
-        <w:rPr>
-          <w:rFonts w:ascii="Times New Roman" w:hAnsi="Times New Roman" w:eastAsia="Malgun Gothic"/>
-          <w:b w:val="0"/>
-          <w:i w:val="0"/>
-          <w:sz w:val="22"/>
-        </w:rPr>
-        <w:t>Хочу вести юридическое сопровождение дела Ольги Викторовны на постоянной основе. Я знаю его лучше всех в штабе, кроме, возможно, вас самого.</w:t>
+          <w:color w:val="1F3864"/>
+          <w:sz w:val="26"/>
+        </w:rPr>
+        <w:t>장면 7 — 오후, 시도로바의 전화</w:t>
       </w:r>
     </w:p>
     <w:p>
@@ -2959,53 +2702,7 @@
           <w:i w:val="0"/>
           <w:sz w:val="22"/>
         </w:rPr>
-        <w:t xml:space="preserve">Катя: </w:t>
-      </w:r>
-      <w:r>
-        <w:rPr>
-          <w:rFonts w:ascii="Times New Roman" w:hAnsi="Times New Roman" w:eastAsia="Malgun Gothic"/>
-          <w:b w:val="0"/>
-          <w:i w:val="0"/>
-          <w:sz w:val="22"/>
-        </w:rPr>
-        <w:t>Вы понимаете, что это не курсовая? Здесь, если вы ошибётесь, человек может не дожить до следующего заседания.</w:t>
-      </w:r>
-    </w:p>
-    <w:p>
-      <w:pPr>
-        <w:spacing w:before="0" w:after="110" w:line="300" w:lineRule="auto"/>
-      </w:pPr>
-      <w:r>
-        <w:rPr>
-          <w:rFonts w:ascii="Times New Roman" w:hAnsi="Times New Roman" w:eastAsia="Malgun Gothic"/>
-          <w:b/>
-          <w:i w:val="0"/>
-          <w:sz w:val="22"/>
-        </w:rPr>
-        <w:t xml:space="preserve">Ирина: </w:t>
-      </w:r>
-      <w:r>
-        <w:rPr>
-          <w:rFonts w:ascii="Times New Roman" w:hAnsi="Times New Roman" w:eastAsia="Malgun Gothic"/>
-          <w:b w:val="0"/>
-          <w:i w:val="0"/>
-          <w:sz w:val="22"/>
-        </w:rPr>
-        <w:t>Понимаю, Екатерина Ивановна. Поэтому и прошу. Курсовую можно переписать. Здесь — нет.</w:t>
-      </w:r>
-    </w:p>
-    <w:p>
-      <w:pPr>
-        <w:spacing w:before="0" w:after="110" w:line="300" w:lineRule="auto"/>
-      </w:pPr>
-      <w:r>
-        <w:rPr>
-          <w:rFonts w:ascii="Times New Roman" w:hAnsi="Times New Roman" w:eastAsia="Malgun Gothic"/>
-          <w:b/>
-          <w:i w:val="0"/>
-          <w:sz w:val="22"/>
-        </w:rPr>
-        <w:t xml:space="preserve">Лёша: </w:t>
+        <w:t xml:space="preserve">Сидорова: </w:t>
       </w:r>
       <w:r>
         <w:rPr>
@@ -3015,7 +2712,7 @@
           <w:color w:val="555555"/>
           <w:sz w:val="22"/>
         </w:rPr>
-        <w:t>(пауза, оценивающе)</w:t>
+        <w:t>(по телефону)</w:t>
       </w:r>
       <w:r>
         <w:rPr>
@@ -3024,7 +2721,168 @@
           <w:i w:val="0"/>
           <w:sz w:val="22"/>
         </w:rPr>
-        <w:t xml:space="preserve"> Хорошо. С завтрашнего дня вы — младший юридический координатор по делу Нестеровой. Под руководством Екатерины Ивановны, разумеется.</w:t>
+        <w:t xml:space="preserve"> Алексей Николаевич, девятый день. Давление восемьдесят пять на пятьдесят. Она почти не встаёт.</w:t>
+      </w:r>
+    </w:p>
+    <w:p>
+      <w:pPr>
+        <w:spacing w:before="0" w:after="110" w:line="300" w:lineRule="auto"/>
+      </w:pPr>
+      <w:r>
+        <w:rPr>
+          <w:rFonts w:ascii="Times New Roman" w:hAnsi="Times New Roman" w:eastAsia="Malgun Gothic"/>
+          <w:b/>
+          <w:i w:val="0"/>
+          <w:sz w:val="22"/>
+        </w:rPr>
+        <w:t xml:space="preserve">Лёша: </w:t>
+      </w:r>
+      <w:r>
+        <w:rPr>
+          <w:rFonts w:ascii="Times New Roman" w:hAnsi="Times New Roman" w:eastAsia="Malgun Gothic"/>
+          <w:b w:val="0"/>
+          <w:i w:val="0"/>
+          <w:sz w:val="22"/>
+        </w:rPr>
+        <w:t>Она в сознании? Разговаривает?</w:t>
+      </w:r>
+    </w:p>
+    <w:p>
+      <w:pPr>
+        <w:spacing w:before="0" w:after="110" w:line="300" w:lineRule="auto"/>
+      </w:pPr>
+      <w:r>
+        <w:rPr>
+          <w:rFonts w:ascii="Times New Roman" w:hAnsi="Times New Roman" w:eastAsia="Malgun Gothic"/>
+          <w:b/>
+          <w:i w:val="0"/>
+          <w:sz w:val="22"/>
+        </w:rPr>
+        <w:t xml:space="preserve">Сидорова: </w:t>
+      </w:r>
+      <w:r>
+        <w:rPr>
+          <w:rFonts w:ascii="Times New Roman" w:hAnsi="Times New Roman" w:eastAsia="Malgun Gothic"/>
+          <w:b w:val="0"/>
+          <w:i w:val="0"/>
+          <w:sz w:val="22"/>
+        </w:rPr>
+        <w:t>Разговаривает. Спрашивает про Тайболу чаще, чем про себя. Про себя вообще не спрашивает.</w:t>
+      </w:r>
+    </w:p>
+    <w:p>
+      <w:pPr>
+        <w:spacing w:before="0" w:after="110" w:line="300" w:lineRule="auto"/>
+      </w:pPr>
+      <w:r>
+        <w:rPr>
+          <w:rFonts w:ascii="Times New Roman" w:hAnsi="Times New Roman" w:eastAsia="Malgun Gothic"/>
+          <w:b/>
+          <w:i w:val="0"/>
+          <w:sz w:val="22"/>
+        </w:rPr>
+        <w:t xml:space="preserve">Лёша: </w:t>
+      </w:r>
+      <w:r>
+        <w:rPr>
+          <w:rFonts w:ascii="Times New Roman" w:hAnsi="Times New Roman" w:eastAsia="Malgun Gothic"/>
+          <w:b w:val="0"/>
+          <w:i w:val="0"/>
+          <w:sz w:val="22"/>
+        </w:rPr>
+        <w:t>Ходатайство о переводе в гражданскую больницу рассмотрят завтра. Мы уточнили документы.</w:t>
+      </w:r>
+    </w:p>
+    <w:p>
+      <w:pPr>
+        <w:spacing w:before="0" w:after="110" w:line="300" w:lineRule="auto"/>
+      </w:pPr>
+      <w:r>
+        <w:rPr>
+          <w:rFonts w:ascii="Times New Roman" w:hAnsi="Times New Roman" w:eastAsia="Malgun Gothic"/>
+          <w:b/>
+          <w:i w:val="0"/>
+          <w:sz w:val="22"/>
+        </w:rPr>
+        <w:t xml:space="preserve">Сидорова: </w:t>
+      </w:r>
+      <w:r>
+        <w:rPr>
+          <w:rFonts w:ascii="Times New Roman" w:hAnsi="Times New Roman" w:eastAsia="Malgun Gothic"/>
+          <w:b w:val="0"/>
+          <w:i w:val="0"/>
+          <w:sz w:val="22"/>
+        </w:rPr>
+        <w:t>Хорошо. Только… поторопитесь. Я не могу написать в рапорте то, что вижу глазами. Могу только то, что показывают приборы.</w:t>
+      </w:r>
+    </w:p>
+    <w:p>
+      <w:pPr>
+        <w:spacing w:before="0" w:after="110" w:line="300" w:lineRule="auto"/>
+      </w:pPr>
+      <w:r>
+        <w:rPr>
+          <w:rFonts w:ascii="Times New Roman" w:hAnsi="Times New Roman" w:eastAsia="Malgun Gothic"/>
+          <w:b/>
+          <w:i w:val="0"/>
+          <w:sz w:val="22"/>
+        </w:rPr>
+        <w:t xml:space="preserve">Лёша: </w:t>
+      </w:r>
+      <w:r>
+        <w:rPr>
+          <w:rFonts w:ascii="Times New Roman" w:hAnsi="Times New Roman" w:eastAsia="Malgun Gothic"/>
+          <w:b w:val="0"/>
+          <w:i w:val="0"/>
+          <w:sz w:val="22"/>
+        </w:rPr>
+        <w:t>Лариса Андреевна, если вы напишете, что видите глазами, — что будет?</w:t>
+      </w:r>
+    </w:p>
+    <w:p>
+      <w:pPr>
+        <w:spacing w:before="0" w:after="110" w:line="300" w:lineRule="auto"/>
+      </w:pPr>
+      <w:r>
+        <w:rPr>
+          <w:rFonts w:ascii="Times New Roman" w:hAnsi="Times New Roman" w:eastAsia="Malgun Gothic"/>
+          <w:b/>
+          <w:i w:val="0"/>
+          <w:sz w:val="22"/>
+        </w:rPr>
+        <w:t xml:space="preserve">Сидорова: </w:t>
+      </w:r>
+      <w:r>
+        <w:rPr>
+          <w:rFonts w:ascii="Times New Roman" w:hAnsi="Times New Roman" w:eastAsia="Malgun Gothic"/>
+          <w:b w:val="0"/>
+          <w:i w:val="0"/>
+          <w:sz w:val="22"/>
+        </w:rPr>
+        <w:t>Меня уволят. А следующий врач не напишет даже того, что показывают приборы. Поэтому я пишу цифры. Цифры у меня отнять труднее.</w:t>
+      </w:r>
+    </w:p>
+    <w:p>
+      <w:pPr>
+        <w:spacing w:before="0" w:after="110" w:line="300" w:lineRule="auto"/>
+      </w:pPr>
+      <w:r>
+        <w:rPr>
+          <w:rFonts w:ascii="Times New Roman" w:hAnsi="Times New Roman" w:eastAsia="Malgun Gothic"/>
+          <w:b/>
+          <w:i w:val="0"/>
+          <w:sz w:val="22"/>
+        </w:rPr>
+        <w:t xml:space="preserve">Лёша: </w:t>
+      </w:r>
+      <w:r>
+        <w:rPr>
+          <w:rFonts w:ascii="Times New Roman" w:hAnsi="Times New Roman" w:eastAsia="Malgun Gothic"/>
+          <w:b w:val="0"/>
+          <w:i w:val="0"/>
+          <w:sz w:val="22"/>
+        </w:rPr>
+        <w:t>Спасибо, Лариса Андреевна. Вы и так сделали больше, чем обязаны.</w:t>
       </w:r>
     </w:p>
     <w:p>
@@ -3048,7 +2906,7 @@
           <w:color w:val="555555"/>
           <w:sz w:val="22"/>
         </w:rPr>
-        <w:t>(не скрывая радости)</w:t>
+        <w:t>(после звонка, тихо)</w:t>
       </w:r>
       <w:r>
         <w:rPr>
@@ -3057,7 +2915,7 @@
           <w:i w:val="0"/>
           <w:sz w:val="22"/>
         </w:rPr>
-        <w:t xml:space="preserve"> Спасибо. Не подведу.</w:t>
+        <w:t xml:space="preserve"> Алексей Николаевич, можно предложение? Параллельно с ходатайством подать жалобу в прокуратуру по надзору за местами лишения свободы. Не вместо — вместе. Если суд затянет, у нас будет второй канал.</w:t>
       </w:r>
     </w:p>
     <w:p>
@@ -3071,7 +2929,7 @@
           <w:i w:val="0"/>
           <w:sz w:val="22"/>
         </w:rPr>
-        <w:t xml:space="preserve">Катя: </w:t>
+        <w:t xml:space="preserve">Лёша: </w:t>
       </w:r>
       <w:r>
         <w:rPr>
@@ -3080,7 +2938,7 @@
           <w:i w:val="0"/>
           <w:sz w:val="22"/>
         </w:rPr>
-        <w:t>Зарплаты не будет, координатор. Сразу предупреждаю.</w:t>
+        <w:t>Готовьте. И подпишите своим именем, Ирина. Как стажёр штаба.</w:t>
       </w:r>
     </w:p>
     <w:p>
@@ -3103,7 +2961,7 @@
           <w:i w:val="0"/>
           <w:sz w:val="22"/>
         </w:rPr>
-        <w:t>Я и не просила.</w:t>
+        <w:t>Моим?</w:t>
       </w:r>
     </w:p>
     <w:p>
@@ -3126,7 +2984,7 @@
           <w:i w:val="0"/>
           <w:sz w:val="22"/>
         </w:rPr>
-        <w:t>Знаю, что не подведёте, Ирина. Что-то мне подсказывает — вы из тех, кто не подводит.</w:t>
+        <w:t>Вы нашли ошибку, значит, вам и отвечать за исправленный документ. Так меня учили.</w:t>
       </w:r>
     </w:p>
     <w:p>
@@ -3140,7 +2998,7 @@
           <w:i w:val="0"/>
           <w:sz w:val="22"/>
         </w:rPr>
-        <w:t xml:space="preserve">Катя: </w:t>
+        <w:t xml:space="preserve">Ирина: </w:t>
       </w:r>
       <w:r>
         <w:rPr>
@@ -3149,7 +3007,7 @@
           <w:i w:val="0"/>
           <w:sz w:val="22"/>
         </w:rPr>
-        <w:t>И первое поручение: к девяти утра ходатайство должно лежать в канцелярии суда. С правильной статьёй.</w:t>
+        <w:t>А если я ошибусь в жалобе?</w:t>
       </w:r>
     </w:p>
     <w:p>
@@ -3163,7 +3021,7 @@
           <w:i w:val="0"/>
           <w:sz w:val="22"/>
         </w:rPr>
-        <w:t xml:space="preserve">Ирина: </w:t>
+        <w:t xml:space="preserve">Лёша: </w:t>
       </w:r>
       <w:r>
         <w:rPr>
@@ -3172,11 +3030,27 @@
           <w:i w:val="0"/>
           <w:sz w:val="22"/>
         </w:rPr>
-        <w:t>С правильной статьёй и с копией запрета в приложении, Екатерина Ивановна.</w:t>
+        <w:t>Тогда исправите. И тоже подпишете своим именем. Так учат не бояться ошибок, Ирина, — не прятаться за чужой подписью.</w:t>
       </w:r>
     </w:p>
     <w:p>
       <w:pPr>
+        <w:keepNext/>
+        <w:spacing w:before="320" w:after="140"/>
+      </w:pPr>
+      <w:r>
+        <w:rPr>
+          <w:rFonts w:ascii="Times New Roman" w:hAnsi="Times New Roman" w:eastAsia="Malgun Gothic"/>
+          <w:b/>
+          <w:i w:val="0"/>
+          <w:color w:val="1F3864"/>
+          <w:sz w:val="26"/>
+        </w:rPr>
+        <w:t>장면 8 — 밤, 데니스와의 협업</w:t>
+      </w:r>
+    </w:p>
+    <w:p>
+      <w:pPr>
         <w:spacing w:before="0" w:after="110" w:line="300" w:lineRule="auto"/>
       </w:pPr>
       <w:r>
@@ -3186,7 +3060,168 @@
           <w:i w:val="0"/>
           <w:sz w:val="22"/>
         </w:rPr>
-        <w:t xml:space="preserve">Лёша: </w:t>
+        <w:t xml:space="preserve">Афанасьев: </w:t>
+      </w:r>
+      <w:r>
+        <w:rPr>
+          <w:rFonts w:ascii="Times New Roman" w:hAnsi="Times New Roman" w:eastAsia="Malgun Gothic"/>
+          <w:b w:val="0"/>
+          <w:i w:val="0"/>
+          <w:sz w:val="22"/>
+        </w:rPr>
+        <w:t>Ирина, первый день — а ты уже остаёшься после закрытия штаба.</w:t>
+      </w:r>
+    </w:p>
+    <w:p>
+      <w:pPr>
+        <w:spacing w:before="0" w:after="110" w:line="300" w:lineRule="auto"/>
+      </w:pPr>
+      <w:r>
+        <w:rPr>
+          <w:rFonts w:ascii="Times New Roman" w:hAnsi="Times New Roman" w:eastAsia="Malgun Gothic"/>
+          <w:b/>
+          <w:i w:val="0"/>
+          <w:sz w:val="22"/>
+        </w:rPr>
+        <w:t xml:space="preserve">Ирина: </w:t>
+      </w:r>
+      <w:r>
+        <w:rPr>
+          <w:rFonts w:ascii="Times New Roman" w:hAnsi="Times New Roman" w:eastAsia="Malgun Gothic"/>
+          <w:b w:val="0"/>
+          <w:i w:val="0"/>
+          <w:sz w:val="22"/>
+        </w:rPr>
+        <w:t>Работы много, Денис. Дело Ольги Викторовны не терпит промедления.</w:t>
+      </w:r>
+    </w:p>
+    <w:p>
+      <w:pPr>
+        <w:spacing w:before="0" w:after="110" w:line="300" w:lineRule="auto"/>
+      </w:pPr>
+      <w:r>
+        <w:rPr>
+          <w:rFonts w:ascii="Times New Roman" w:hAnsi="Times New Roman" w:eastAsia="Malgun Gothic"/>
+          <w:b/>
+          <w:i w:val="0"/>
+          <w:sz w:val="22"/>
+        </w:rPr>
+        <w:t xml:space="preserve">Афанасьев: </w:t>
+      </w:r>
+      <w:r>
+        <w:rPr>
+          <w:rFonts w:ascii="Times New Roman" w:hAnsi="Times New Roman" w:eastAsia="Malgun Gothic"/>
+          <w:b w:val="0"/>
+          <w:i w:val="0"/>
+          <w:sz w:val="22"/>
+        </w:rPr>
+        <w:t>Тебе не кажется, что для стажёрки без зарплаты ты слишком выкладываешься?</w:t>
+      </w:r>
+    </w:p>
+    <w:p>
+      <w:pPr>
+        <w:spacing w:before="0" w:after="110" w:line="300" w:lineRule="auto"/>
+      </w:pPr>
+      <w:r>
+        <w:rPr>
+          <w:rFonts w:ascii="Times New Roman" w:hAnsi="Times New Roman" w:eastAsia="Malgun Gothic"/>
+          <w:b/>
+          <w:i w:val="0"/>
+          <w:sz w:val="22"/>
+        </w:rPr>
+        <w:t xml:space="preserve">Ирина: </w:t>
+      </w:r>
+      <w:r>
+        <w:rPr>
+          <w:rFonts w:ascii="Times New Roman" w:hAnsi="Times New Roman" w:eastAsia="Malgun Gothic"/>
+          <w:b w:val="0"/>
+          <w:i w:val="0"/>
+          <w:sz w:val="22"/>
+        </w:rPr>
+        <w:t>А ты не выкладываешься? Мы все тут работаем не за деньги, Денис.</w:t>
+      </w:r>
+    </w:p>
+    <w:p>
+      <w:pPr>
+        <w:spacing w:before="0" w:after="110" w:line="300" w:lineRule="auto"/>
+      </w:pPr>
+      <w:r>
+        <w:rPr>
+          <w:rFonts w:ascii="Times New Roman" w:hAnsi="Times New Roman" w:eastAsia="Malgun Gothic"/>
+          <w:b/>
+          <w:i w:val="0"/>
+          <w:sz w:val="22"/>
+        </w:rPr>
+        <w:t xml:space="preserve">Афанасьев: </w:t>
+      </w:r>
+      <w:r>
+        <w:rPr>
+          <w:rFonts w:ascii="Times New Roman" w:hAnsi="Times New Roman" w:eastAsia="Malgun Gothic"/>
+          <w:b w:val="0"/>
+          <w:i w:val="0"/>
+          <w:sz w:val="22"/>
+        </w:rPr>
+        <w:t>Я выкладываюсь до десяти вечера. А потом иду домой и сплю. Это называется «волонтёр». То, что делаешь ты, называется как-то иначе.</w:t>
+      </w:r>
+    </w:p>
+    <w:p>
+      <w:pPr>
+        <w:spacing w:before="0" w:after="110" w:line="300" w:lineRule="auto"/>
+      </w:pPr>
+      <w:r>
+        <w:rPr>
+          <w:rFonts w:ascii="Times New Roman" w:hAnsi="Times New Roman" w:eastAsia="Malgun Gothic"/>
+          <w:b/>
+          <w:i w:val="0"/>
+          <w:sz w:val="22"/>
+        </w:rPr>
+        <w:t xml:space="preserve">Ирина: </w:t>
+      </w:r>
+      <w:r>
+        <w:rPr>
+          <w:rFonts w:ascii="Times New Roman" w:hAnsi="Times New Roman" w:eastAsia="Malgun Gothic"/>
+          <w:b w:val="0"/>
+          <w:i w:val="0"/>
+          <w:sz w:val="22"/>
+        </w:rPr>
+        <w:t>И как же?</w:t>
+      </w:r>
+    </w:p>
+    <w:p>
+      <w:pPr>
+        <w:spacing w:before="0" w:after="110" w:line="300" w:lineRule="auto"/>
+      </w:pPr>
+      <w:r>
+        <w:rPr>
+          <w:rFonts w:ascii="Times New Roman" w:hAnsi="Times New Roman" w:eastAsia="Malgun Gothic"/>
+          <w:b/>
+          <w:i w:val="0"/>
+          <w:sz w:val="22"/>
+        </w:rPr>
+        <w:t xml:space="preserve">Афанасьев: </w:t>
+      </w:r>
+      <w:r>
+        <w:rPr>
+          <w:rFonts w:ascii="Times New Roman" w:hAnsi="Times New Roman" w:eastAsia="Malgun Gothic"/>
+          <w:b w:val="0"/>
+          <w:i w:val="0"/>
+          <w:sz w:val="22"/>
+        </w:rPr>
+        <w:t>Не знаю. Спроси у Екатерины Ивановны. Она, говорят, тоже так начинала.</w:t>
+      </w:r>
+    </w:p>
+    <w:p>
+      <w:pPr>
+        <w:spacing w:before="0" w:after="110" w:line="300" w:lineRule="auto"/>
+      </w:pPr>
+      <w:r>
+        <w:rPr>
+          <w:rFonts w:ascii="Times New Roman" w:hAnsi="Times New Roman" w:eastAsia="Malgun Gothic"/>
+          <w:b/>
+          <w:i w:val="0"/>
+          <w:sz w:val="22"/>
+        </w:rPr>
+        <w:t xml:space="preserve">Ирина: </w:t>
       </w:r>
       <w:r>
         <w:rPr>
@@ -3196,7 +3231,7 @@
           <w:color w:val="555555"/>
           <w:sz w:val="22"/>
         </w:rPr>
-        <w:t>(улыбается впервые за день)</w:t>
+        <w:t>(усмехается)</w:t>
       </w:r>
       <w:r>
         <w:rPr>
@@ -3205,11 +3240,258 @@
           <w:i w:val="0"/>
           <w:sz w:val="22"/>
         </w:rPr>
-        <w:t xml:space="preserve"> Идите домой, координатор. Хотя бы на четыре часа.</w:t>
+        <w:t xml:space="preserve"> Спрошу. Когда она сама уйдёт домой раньше полуночи.</w:t>
       </w:r>
     </w:p>
     <w:p>
       <w:pPr>
+        <w:spacing w:before="0" w:after="110" w:line="300" w:lineRule="auto"/>
+      </w:pPr>
+      <w:r>
+        <w:rPr>
+          <w:rFonts w:ascii="Times New Roman" w:hAnsi="Times New Roman" w:eastAsia="Malgun Gothic"/>
+          <w:b/>
+          <w:i w:val="0"/>
+          <w:sz w:val="22"/>
+        </w:rPr>
+        <w:t xml:space="preserve">Афанасьев: </w:t>
+      </w:r>
+      <w:r>
+        <w:rPr>
+          <w:rFonts w:ascii="Times New Roman" w:hAnsi="Times New Roman" w:eastAsia="Malgun Gothic"/>
+          <w:b w:val="0"/>
+          <w:i w:val="0"/>
+          <w:sz w:val="22"/>
+        </w:rPr>
+        <w:t>Просто не хочу, чтобы ты сгорела в первый же месяц.</w:t>
+      </w:r>
+    </w:p>
+    <w:p>
+      <w:pPr>
+        <w:spacing w:before="0" w:after="110" w:line="300" w:lineRule="auto"/>
+      </w:pPr>
+      <w:r>
+        <w:rPr>
+          <w:rFonts w:ascii="Times New Roman" w:hAnsi="Times New Roman" w:eastAsia="Malgun Gothic"/>
+          <w:b/>
+          <w:i w:val="0"/>
+          <w:sz w:val="22"/>
+        </w:rPr>
+        <w:t xml:space="preserve">Ирина: </w:t>
+      </w:r>
+      <w:r>
+        <w:rPr>
+          <w:rFonts w:ascii="Times New Roman" w:hAnsi="Times New Roman" w:eastAsia="Malgun Gothic"/>
+          <w:b w:val="0"/>
+          <w:i/>
+          <w:color w:val="555555"/>
+          <w:sz w:val="22"/>
+        </w:rPr>
+        <w:t>(мягче)</w:t>
+      </w:r>
+      <w:r>
+        <w:rPr>
+          <w:rFonts w:ascii="Times New Roman" w:hAnsi="Times New Roman" w:eastAsia="Malgun Gothic"/>
+          <w:b w:val="0"/>
+          <w:i w:val="0"/>
+          <w:sz w:val="22"/>
+        </w:rPr>
+        <w:t xml:space="preserve"> Спасибо за заботу. Но я справлюсь. У меня достаточно причин не останавливаться.</w:t>
+      </w:r>
+    </w:p>
+    <w:p>
+      <w:pPr>
+        <w:spacing w:before="0" w:after="110" w:line="300" w:lineRule="auto"/>
+      </w:pPr>
+      <w:r>
+        <w:rPr>
+          <w:rFonts w:ascii="Times New Roman" w:hAnsi="Times New Roman" w:eastAsia="Malgun Gothic"/>
+          <w:b/>
+          <w:i w:val="0"/>
+          <w:sz w:val="22"/>
+        </w:rPr>
+        <w:t xml:space="preserve">Афанасьев: </w:t>
+      </w:r>
+      <w:r>
+        <w:rPr>
+          <w:rFonts w:ascii="Times New Roman" w:hAnsi="Times New Roman" w:eastAsia="Malgun Gothic"/>
+          <w:b w:val="0"/>
+          <w:i w:val="0"/>
+          <w:sz w:val="22"/>
+        </w:rPr>
+        <w:t>Каких причин? Ты же не расскажешь.</w:t>
+      </w:r>
+    </w:p>
+    <w:p>
+      <w:pPr>
+        <w:spacing w:before="0" w:after="110" w:line="300" w:lineRule="auto"/>
+      </w:pPr>
+      <w:r>
+        <w:rPr>
+          <w:rFonts w:ascii="Times New Roman" w:hAnsi="Times New Roman" w:eastAsia="Malgun Gothic"/>
+          <w:b/>
+          <w:i w:val="0"/>
+          <w:sz w:val="22"/>
+        </w:rPr>
+        <w:t xml:space="preserve">Ирина: </w:t>
+      </w:r>
+      <w:r>
+        <w:rPr>
+          <w:rFonts w:ascii="Times New Roman" w:hAnsi="Times New Roman" w:eastAsia="Malgun Gothic"/>
+          <w:b w:val="0"/>
+          <w:i w:val="0"/>
+          <w:sz w:val="22"/>
+        </w:rPr>
+        <w:t>Не сегодня, Денис.</w:t>
+      </w:r>
+    </w:p>
+    <w:p>
+      <w:pPr>
+        <w:spacing w:before="0" w:after="110" w:line="300" w:lineRule="auto"/>
+      </w:pPr>
+      <w:r>
+        <w:rPr>
+          <w:rFonts w:ascii="Times New Roman" w:hAnsi="Times New Roman" w:eastAsia="Malgun Gothic"/>
+          <w:b/>
+          <w:i w:val="0"/>
+          <w:sz w:val="22"/>
+        </w:rPr>
+        <w:t xml:space="preserve">Афанасьев: </w:t>
+      </w:r>
+      <w:r>
+        <w:rPr>
+          <w:rFonts w:ascii="Times New Roman" w:hAnsi="Times New Roman" w:eastAsia="Malgun Gothic"/>
+          <w:b w:val="0"/>
+          <w:i w:val="0"/>
+          <w:sz w:val="22"/>
+        </w:rPr>
+        <w:t>Ладно. Но я запомнил, что ты должна мне историю. А пока хоть поешь. Я принёс пирожки из столовой.</w:t>
+      </w:r>
+    </w:p>
+    <w:p>
+      <w:pPr>
+        <w:spacing w:before="0" w:after="110" w:line="300" w:lineRule="auto"/>
+      </w:pPr>
+      <w:r>
+        <w:rPr>
+          <w:rFonts w:ascii="Times New Roman" w:hAnsi="Times New Roman" w:eastAsia="Malgun Gothic"/>
+          <w:b/>
+          <w:i w:val="0"/>
+          <w:sz w:val="22"/>
+        </w:rPr>
+        <w:t xml:space="preserve">Ирина: </w:t>
+      </w:r>
+      <w:r>
+        <w:rPr>
+          <w:rFonts w:ascii="Times New Roman" w:hAnsi="Times New Roman" w:eastAsia="Malgun Gothic"/>
+          <w:b w:val="0"/>
+          <w:i/>
+          <w:color w:val="555555"/>
+          <w:sz w:val="22"/>
+        </w:rPr>
+        <w:t>(смотрит на пирожки, потом на фотографию Нестеровой на стене)</w:t>
+      </w:r>
+      <w:r>
+        <w:rPr>
+          <w:rFonts w:ascii="Times New Roman" w:hAnsi="Times New Roman" w:eastAsia="Malgun Gothic"/>
+          <w:b w:val="0"/>
+          <w:i w:val="0"/>
+          <w:sz w:val="22"/>
+        </w:rPr>
+        <w:t xml:space="preserve"> Не могу, Денис. Пока она не ест — не могу.</w:t>
+      </w:r>
+    </w:p>
+    <w:p>
+      <w:pPr>
+        <w:spacing w:before="0" w:after="110" w:line="300" w:lineRule="auto"/>
+      </w:pPr>
+      <w:r>
+        <w:rPr>
+          <w:rFonts w:ascii="Times New Roman" w:hAnsi="Times New Roman" w:eastAsia="Malgun Gothic"/>
+          <w:b/>
+          <w:i w:val="0"/>
+          <w:sz w:val="22"/>
+        </w:rPr>
+        <w:t xml:space="preserve">Афанасьев: </w:t>
+      </w:r>
+      <w:r>
+        <w:rPr>
+          <w:rFonts w:ascii="Times New Roman" w:hAnsi="Times New Roman" w:eastAsia="Malgun Gothic"/>
+          <w:b w:val="0"/>
+          <w:i/>
+          <w:color w:val="555555"/>
+          <w:sz w:val="22"/>
+        </w:rPr>
+        <w:t>(кладёт пакет рядом)</w:t>
+      </w:r>
+      <w:r>
+        <w:rPr>
+          <w:rFonts w:ascii="Times New Roman" w:hAnsi="Times New Roman" w:eastAsia="Malgun Gothic"/>
+          <w:b w:val="0"/>
+          <w:i w:val="0"/>
+          <w:sz w:val="22"/>
+        </w:rPr>
+        <w:t xml:space="preserve"> Ей от этого легче не станет. А тебе завтра нужна голова.</w:t>
+      </w:r>
+    </w:p>
+    <w:p>
+      <w:pPr>
+        <w:spacing w:before="0" w:after="110" w:line="300" w:lineRule="auto"/>
+      </w:pPr>
+      <w:r>
+        <w:rPr>
+          <w:rFonts w:ascii="Times New Roman" w:hAnsi="Times New Roman" w:eastAsia="Malgun Gothic"/>
+          <w:b/>
+          <w:i w:val="0"/>
+          <w:sz w:val="22"/>
+        </w:rPr>
+        <w:t xml:space="preserve">Ирина: </w:t>
+      </w:r>
+      <w:r>
+        <w:rPr>
+          <w:rFonts w:ascii="Times New Roman" w:hAnsi="Times New Roman" w:eastAsia="Malgun Gothic"/>
+          <w:b w:val="0"/>
+          <w:i/>
+          <w:color w:val="555555"/>
+          <w:sz w:val="22"/>
+        </w:rPr>
+        <w:t>(помолчав, берёт пирожок)</w:t>
+      </w:r>
+      <w:r>
+        <w:rPr>
+          <w:rFonts w:ascii="Times New Roman" w:hAnsi="Times New Roman" w:eastAsia="Malgun Gothic"/>
+          <w:b w:val="0"/>
+          <w:i w:val="0"/>
+          <w:sz w:val="22"/>
+        </w:rPr>
+        <w:t xml:space="preserve"> Ладно. Один. Ради головы.</w:t>
+      </w:r>
+    </w:p>
+    <w:p>
+      <w:pPr>
+        <w:spacing w:before="0" w:after="110" w:line="300" w:lineRule="auto"/>
+      </w:pPr>
+      <w:r>
+        <w:rPr>
+          <w:rFonts w:ascii="Times New Roman" w:hAnsi="Times New Roman" w:eastAsia="Malgun Gothic"/>
+          <w:b/>
+          <w:i w:val="0"/>
+          <w:sz w:val="22"/>
+        </w:rPr>
+        <w:t xml:space="preserve">Афанасьев: </w:t>
+      </w:r>
+      <w:r>
+        <w:rPr>
+          <w:rFonts w:ascii="Times New Roman" w:hAnsi="Times New Roman" w:eastAsia="Malgun Gothic"/>
+          <w:b w:val="0"/>
+          <w:i w:val="0"/>
+          <w:sz w:val="22"/>
+        </w:rPr>
+        <w:t>Вот. Уже победа штаба.</w:t>
+      </w:r>
+    </w:p>
+    <w:p>
+      <w:pPr>
         <w:keepNext/>
         <w:spacing w:before="320" w:after="140"/>
       </w:pPr>
@@ -3221,11 +3503,576 @@
           <w:color w:val="1F3864"/>
           <w:sz w:val="26"/>
         </w:rPr>
-        <w:t>핵심 문학 인용</w:t>
+        <w:t>장면 9 — 료샤의 관찰, 잠재력 인정</w:t>
       </w:r>
     </w:p>
     <w:p>
       <w:pPr>
+        <w:spacing w:before="0" w:after="110" w:line="300" w:lineRule="auto"/>
+      </w:pPr>
+      <w:r>
+        <w:rPr>
+          <w:rFonts w:ascii="Times New Roman" w:hAnsi="Times New Roman" w:eastAsia="Malgun Gothic"/>
+          <w:b/>
+          <w:i w:val="0"/>
+          <w:sz w:val="22"/>
+        </w:rPr>
+        <w:t xml:space="preserve">Лёша: </w:t>
+      </w:r>
+      <w:r>
+        <w:rPr>
+          <w:rFonts w:ascii="Times New Roman" w:hAnsi="Times New Roman" w:eastAsia="Malgun Gothic"/>
+          <w:b w:val="0"/>
+          <w:i/>
+          <w:color w:val="555555"/>
+          <w:sz w:val="22"/>
+        </w:rPr>
+        <w:t>(Кате, тихо, наблюдая за работающей допоздна Ириной)</w:t>
+      </w:r>
+      <w:r>
+        <w:rPr>
+          <w:rFonts w:ascii="Times New Roman" w:hAnsi="Times New Roman" w:eastAsia="Malgun Gothic"/>
+          <w:b w:val="0"/>
+          <w:i w:val="0"/>
+          <w:sz w:val="22"/>
+        </w:rPr>
+        <w:t xml:space="preserve"> Катя, что вы думаете об этой девушке?</w:t>
+      </w:r>
+    </w:p>
+    <w:p>
+      <w:pPr>
+        <w:spacing w:before="0" w:after="110" w:line="300" w:lineRule="auto"/>
+      </w:pPr>
+      <w:r>
+        <w:rPr>
+          <w:rFonts w:ascii="Times New Roman" w:hAnsi="Times New Roman" w:eastAsia="Malgun Gothic"/>
+          <w:b/>
+          <w:i w:val="0"/>
+          <w:sz w:val="22"/>
+        </w:rPr>
+        <w:t xml:space="preserve">Катя: </w:t>
+      </w:r>
+      <w:r>
+        <w:rPr>
+          <w:rFonts w:ascii="Times New Roman" w:hAnsi="Times New Roman" w:eastAsia="Malgun Gothic"/>
+          <w:b w:val="0"/>
+          <w:i w:val="0"/>
+          <w:sz w:val="22"/>
+        </w:rPr>
+        <w:t>Думаю, что она напоминает мне вас в её возрасте, Алексей Николаевич. Та же одержимость деталями, то же нежелание сдаваться.</w:t>
+      </w:r>
+    </w:p>
+    <w:p>
+      <w:pPr>
+        <w:spacing w:before="0" w:after="110" w:line="300" w:lineRule="auto"/>
+      </w:pPr>
+      <w:r>
+        <w:rPr>
+          <w:rFonts w:ascii="Times New Roman" w:hAnsi="Times New Roman" w:eastAsia="Malgun Gothic"/>
+          <w:b/>
+          <w:i w:val="0"/>
+          <w:sz w:val="22"/>
+        </w:rPr>
+        <w:t xml:space="preserve">Лёша: </w:t>
+      </w:r>
+      <w:r>
+        <w:rPr>
+          <w:rFonts w:ascii="Times New Roman" w:hAnsi="Times New Roman" w:eastAsia="Malgun Gothic"/>
+          <w:b w:val="0"/>
+          <w:i w:val="0"/>
+          <w:sz w:val="22"/>
+        </w:rPr>
+        <w:t>Горит в ней, Катя. По-настоящему, а не напоказ.</w:t>
+      </w:r>
+    </w:p>
+    <w:p>
+      <w:pPr>
+        <w:spacing w:before="0" w:after="110" w:line="300" w:lineRule="auto"/>
+      </w:pPr>
+      <w:r>
+        <w:rPr>
+          <w:rFonts w:ascii="Times New Roman" w:hAnsi="Times New Roman" w:eastAsia="Malgun Gothic"/>
+          <w:b/>
+          <w:i w:val="0"/>
+          <w:sz w:val="22"/>
+        </w:rPr>
+        <w:t xml:space="preserve">Катя: </w:t>
+      </w:r>
+      <w:r>
+        <w:rPr>
+          <w:rFonts w:ascii="Times New Roman" w:hAnsi="Times New Roman" w:eastAsia="Malgun Gothic"/>
+          <w:b w:val="0"/>
+          <w:i w:val="0"/>
+          <w:sz w:val="22"/>
+        </w:rPr>
+        <w:t>Молодо-зелено, конечно. Но статью нашла она, а не наши юристы с двадцатилетним стажем.</w:t>
+      </w:r>
+    </w:p>
+    <w:p>
+      <w:pPr>
+        <w:spacing w:before="0" w:after="110" w:line="300" w:lineRule="auto"/>
+      </w:pPr>
+      <w:r>
+        <w:rPr>
+          <w:rFonts w:ascii="Times New Roman" w:hAnsi="Times New Roman" w:eastAsia="Malgun Gothic"/>
+          <w:b/>
+          <w:i w:val="0"/>
+          <w:sz w:val="22"/>
+        </w:rPr>
+        <w:t xml:space="preserve">Лёша: </w:t>
+      </w:r>
+      <w:r>
+        <w:rPr>
+          <w:rFonts w:ascii="Times New Roman" w:hAnsi="Times New Roman" w:eastAsia="Malgun Gothic"/>
+          <w:b w:val="0"/>
+          <w:i w:val="0"/>
+          <w:sz w:val="22"/>
+        </w:rPr>
+        <w:t>Виктор Петрович про меня тоже говорил «молодо-зелено». А потом отдавал мне самые безнадёжные дела. Говорил, что у зелёных ещё нет привычки проигрывать.</w:t>
+      </w:r>
+    </w:p>
+    <w:p>
+      <w:pPr>
+        <w:spacing w:before="0" w:after="110" w:line="300" w:lineRule="auto"/>
+      </w:pPr>
+      <w:r>
+        <w:rPr>
+          <w:rFonts w:ascii="Times New Roman" w:hAnsi="Times New Roman" w:eastAsia="Malgun Gothic"/>
+          <w:b/>
+          <w:i w:val="0"/>
+          <w:sz w:val="22"/>
+        </w:rPr>
+        <w:t xml:space="preserve">Катя: </w:t>
+      </w:r>
+      <w:r>
+        <w:rPr>
+          <w:rFonts w:ascii="Times New Roman" w:hAnsi="Times New Roman" w:eastAsia="Malgun Gothic"/>
+          <w:b w:val="0"/>
+          <w:i w:val="0"/>
+          <w:sz w:val="22"/>
+        </w:rPr>
+        <w:t>Привычки проигрывать у неё нет. Привычки спать, похоже, тоже. Думаете, из неё выйдет толк?</w:t>
+      </w:r>
+    </w:p>
+    <w:p>
+      <w:pPr>
+        <w:spacing w:before="0" w:after="110" w:line="300" w:lineRule="auto"/>
+      </w:pPr>
+      <w:r>
+        <w:rPr>
+          <w:rFonts w:ascii="Times New Roman" w:hAnsi="Times New Roman" w:eastAsia="Malgun Gothic"/>
+          <w:b/>
+          <w:i w:val="0"/>
+          <w:sz w:val="22"/>
+        </w:rPr>
+        <w:t xml:space="preserve">Лёша: </w:t>
+      </w:r>
+      <w:r>
+        <w:rPr>
+          <w:rFonts w:ascii="Times New Roman" w:hAnsi="Times New Roman" w:eastAsia="Malgun Gothic"/>
+          <w:b w:val="0"/>
+          <w:i w:val="0"/>
+          <w:sz w:val="22"/>
+        </w:rPr>
+        <w:t>Думаю, из неё уже выходит толк. Вопрос лишь в том, сколько ей дадут вырасти, прежде чем система попытается её сломать, как пыталась сломать всех нас.</w:t>
+      </w:r>
+    </w:p>
+    <w:p>
+      <w:pPr>
+        <w:spacing w:before="0" w:after="110" w:line="300" w:lineRule="auto"/>
+      </w:pPr>
+      <w:r>
+        <w:rPr>
+          <w:rFonts w:ascii="Times New Roman" w:hAnsi="Times New Roman" w:eastAsia="Malgun Gothic"/>
+          <w:b/>
+          <w:i w:val="0"/>
+          <w:sz w:val="22"/>
+        </w:rPr>
+        <w:t xml:space="preserve">Катя: </w:t>
+      </w:r>
+      <w:r>
+        <w:rPr>
+          <w:rFonts w:ascii="Times New Roman" w:hAnsi="Times New Roman" w:eastAsia="Malgun Gothic"/>
+          <w:b w:val="0"/>
+          <w:i w:val="0"/>
+          <w:sz w:val="22"/>
+        </w:rPr>
+        <w:t>Пусть система сначала попробует пройти через меня. Я за этой девочкой теперь присматриваю.</w:t>
+      </w:r>
+    </w:p>
+    <w:p>
+      <w:pPr>
+        <w:keepNext/>
+        <w:spacing w:before="320" w:after="140"/>
+      </w:pPr>
+      <w:r>
+        <w:rPr>
+          <w:rFonts w:ascii="Times New Roman" w:hAnsi="Times New Roman" w:eastAsia="Malgun Gothic"/>
+          <w:b/>
+          <w:i w:val="0"/>
+          <w:color w:val="1F3864"/>
+          <w:sz w:val="26"/>
+        </w:rPr>
+        <w:t>장면 10 — 마무리, 자리매김</w:t>
+      </w:r>
+    </w:p>
+    <w:p>
+      <w:pPr>
+        <w:spacing w:before="0" w:after="110" w:line="300" w:lineRule="auto"/>
+      </w:pPr>
+      <w:r>
+        <w:rPr>
+          <w:rFonts w:ascii="Times New Roman" w:hAnsi="Times New Roman" w:eastAsia="Malgun Gothic"/>
+          <w:b/>
+          <w:i w:val="0"/>
+          <w:sz w:val="22"/>
+        </w:rPr>
+        <w:t xml:space="preserve">Ирина: </w:t>
+      </w:r>
+      <w:r>
+        <w:rPr>
+          <w:rFonts w:ascii="Times New Roman" w:hAnsi="Times New Roman" w:eastAsia="Malgun Gothic"/>
+          <w:b w:val="0"/>
+          <w:i/>
+          <w:color w:val="555555"/>
+          <w:sz w:val="22"/>
+        </w:rPr>
+        <w:t>(подходит к Лёше в конце дня)</w:t>
+      </w:r>
+      <w:r>
+        <w:rPr>
+          <w:rFonts w:ascii="Times New Roman" w:hAnsi="Times New Roman" w:eastAsia="Malgun Gothic"/>
+          <w:b w:val="0"/>
+          <w:i w:val="0"/>
+          <w:sz w:val="22"/>
+        </w:rPr>
+        <w:t xml:space="preserve"> Алексей Николаевич, простите за прямоту — можно попросить о более постоянной роли? Не только разовые поручения.</w:t>
+      </w:r>
+    </w:p>
+    <w:p>
+      <w:pPr>
+        <w:spacing w:before="0" w:after="110" w:line="300" w:lineRule="auto"/>
+      </w:pPr>
+      <w:r>
+        <w:rPr>
+          <w:rFonts w:ascii="Times New Roman" w:hAnsi="Times New Roman" w:eastAsia="Malgun Gothic"/>
+          <w:b/>
+          <w:i w:val="0"/>
+          <w:sz w:val="22"/>
+        </w:rPr>
+        <w:t xml:space="preserve">Лёша: </w:t>
+      </w:r>
+      <w:r>
+        <w:rPr>
+          <w:rFonts w:ascii="Times New Roman" w:hAnsi="Times New Roman" w:eastAsia="Malgun Gothic"/>
+          <w:b w:val="0"/>
+          <w:i w:val="0"/>
+          <w:sz w:val="22"/>
+        </w:rPr>
+        <w:t>Какую роль вы имеете в виду?</w:t>
+      </w:r>
+    </w:p>
+    <w:p>
+      <w:pPr>
+        <w:spacing w:before="0" w:after="110" w:line="300" w:lineRule="auto"/>
+      </w:pPr>
+      <w:r>
+        <w:rPr>
+          <w:rFonts w:ascii="Times New Roman" w:hAnsi="Times New Roman" w:eastAsia="Malgun Gothic"/>
+          <w:b/>
+          <w:i w:val="0"/>
+          <w:sz w:val="22"/>
+        </w:rPr>
+        <w:t xml:space="preserve">Ирина: </w:t>
+      </w:r>
+      <w:r>
+        <w:rPr>
+          <w:rFonts w:ascii="Times New Roman" w:hAnsi="Times New Roman" w:eastAsia="Malgun Gothic"/>
+          <w:b w:val="0"/>
+          <w:i w:val="0"/>
+          <w:sz w:val="22"/>
+        </w:rPr>
+        <w:t>Хочу вести юридическое сопровождение дела Ольги Викторовны на постоянной основе. Я знаю его лучше всех в штабе, кроме, возможно, вас самого.</w:t>
+      </w:r>
+    </w:p>
+    <w:p>
+      <w:pPr>
+        <w:spacing w:before="0" w:after="110" w:line="300" w:lineRule="auto"/>
+      </w:pPr>
+      <w:r>
+        <w:rPr>
+          <w:rFonts w:ascii="Times New Roman" w:hAnsi="Times New Roman" w:eastAsia="Malgun Gothic"/>
+          <w:b/>
+          <w:i w:val="0"/>
+          <w:sz w:val="22"/>
+        </w:rPr>
+        <w:t xml:space="preserve">Катя: </w:t>
+      </w:r>
+      <w:r>
+        <w:rPr>
+          <w:rFonts w:ascii="Times New Roman" w:hAnsi="Times New Roman" w:eastAsia="Malgun Gothic"/>
+          <w:b w:val="0"/>
+          <w:i w:val="0"/>
+          <w:sz w:val="22"/>
+        </w:rPr>
+        <w:t>Вы понимаете, что это не курсовая? Здесь, если вы ошибётесь, человек может не дожить до следующего заседания.</w:t>
+      </w:r>
+    </w:p>
+    <w:p>
+      <w:pPr>
+        <w:spacing w:before="0" w:after="110" w:line="300" w:lineRule="auto"/>
+      </w:pPr>
+      <w:r>
+        <w:rPr>
+          <w:rFonts w:ascii="Times New Roman" w:hAnsi="Times New Roman" w:eastAsia="Malgun Gothic"/>
+          <w:b/>
+          <w:i w:val="0"/>
+          <w:sz w:val="22"/>
+        </w:rPr>
+        <w:t xml:space="preserve">Ирина: </w:t>
+      </w:r>
+      <w:r>
+        <w:rPr>
+          <w:rFonts w:ascii="Times New Roman" w:hAnsi="Times New Roman" w:eastAsia="Malgun Gothic"/>
+          <w:b w:val="0"/>
+          <w:i w:val="0"/>
+          <w:sz w:val="22"/>
+        </w:rPr>
+        <w:t>Понимаю, Екатерина Ивановна. Поэтому и прошу. Курсовую можно переписать. Здесь — нет.</w:t>
+      </w:r>
+    </w:p>
+    <w:p>
+      <w:pPr>
+        <w:spacing w:before="0" w:after="110" w:line="300" w:lineRule="auto"/>
+      </w:pPr>
+      <w:r>
+        <w:rPr>
+          <w:rFonts w:ascii="Times New Roman" w:hAnsi="Times New Roman" w:eastAsia="Malgun Gothic"/>
+          <w:b/>
+          <w:i w:val="0"/>
+          <w:sz w:val="22"/>
+        </w:rPr>
+        <w:t xml:space="preserve">Лёша: </w:t>
+      </w:r>
+      <w:r>
+        <w:rPr>
+          <w:rFonts w:ascii="Times New Roman" w:hAnsi="Times New Roman" w:eastAsia="Malgun Gothic"/>
+          <w:b w:val="0"/>
+          <w:i/>
+          <w:color w:val="555555"/>
+          <w:sz w:val="22"/>
+        </w:rPr>
+        <w:t>(пауза, оценивающе)</w:t>
+      </w:r>
+      <w:r>
+        <w:rPr>
+          <w:rFonts w:ascii="Times New Roman" w:hAnsi="Times New Roman" w:eastAsia="Malgun Gothic"/>
+          <w:b w:val="0"/>
+          <w:i w:val="0"/>
+          <w:sz w:val="22"/>
+        </w:rPr>
+        <w:t xml:space="preserve"> Хорошо. С завтрашнего дня вы — младший юридический координатор по делу Нестеровой. Под руководством Екатерины Ивановны, разумеется.</w:t>
+      </w:r>
+    </w:p>
+    <w:p>
+      <w:pPr>
+        <w:spacing w:before="0" w:after="110" w:line="300" w:lineRule="auto"/>
+      </w:pPr>
+      <w:r>
+        <w:rPr>
+          <w:rFonts w:ascii="Times New Roman" w:hAnsi="Times New Roman" w:eastAsia="Malgun Gothic"/>
+          <w:b/>
+          <w:i w:val="0"/>
+          <w:sz w:val="22"/>
+        </w:rPr>
+        <w:t xml:space="preserve">Ирина: </w:t>
+      </w:r>
+      <w:r>
+        <w:rPr>
+          <w:rFonts w:ascii="Times New Roman" w:hAnsi="Times New Roman" w:eastAsia="Malgun Gothic"/>
+          <w:b w:val="0"/>
+          <w:i/>
+          <w:color w:val="555555"/>
+          <w:sz w:val="22"/>
+        </w:rPr>
+        <w:t>(не скрывая радости)</w:t>
+      </w:r>
+      <w:r>
+        <w:rPr>
+          <w:rFonts w:ascii="Times New Roman" w:hAnsi="Times New Roman" w:eastAsia="Malgun Gothic"/>
+          <w:b w:val="0"/>
+          <w:i w:val="0"/>
+          <w:sz w:val="22"/>
+        </w:rPr>
+        <w:t xml:space="preserve"> Спасибо. Не подведу.</w:t>
+      </w:r>
+    </w:p>
+    <w:p>
+      <w:pPr>
+        <w:spacing w:before="0" w:after="110" w:line="300" w:lineRule="auto"/>
+      </w:pPr>
+      <w:r>
+        <w:rPr>
+          <w:rFonts w:ascii="Times New Roman" w:hAnsi="Times New Roman" w:eastAsia="Malgun Gothic"/>
+          <w:b/>
+          <w:i w:val="0"/>
+          <w:sz w:val="22"/>
+        </w:rPr>
+        <w:t xml:space="preserve">Катя: </w:t>
+      </w:r>
+      <w:r>
+        <w:rPr>
+          <w:rFonts w:ascii="Times New Roman" w:hAnsi="Times New Roman" w:eastAsia="Malgun Gothic"/>
+          <w:b w:val="0"/>
+          <w:i w:val="0"/>
+          <w:sz w:val="22"/>
+        </w:rPr>
+        <w:t>Зарплаты не будет, координатор. Сразу предупреждаю.</w:t>
+      </w:r>
+    </w:p>
+    <w:p>
+      <w:pPr>
+        <w:spacing w:before="0" w:after="110" w:line="300" w:lineRule="auto"/>
+      </w:pPr>
+      <w:r>
+        <w:rPr>
+          <w:rFonts w:ascii="Times New Roman" w:hAnsi="Times New Roman" w:eastAsia="Malgun Gothic"/>
+          <w:b/>
+          <w:i w:val="0"/>
+          <w:sz w:val="22"/>
+        </w:rPr>
+        <w:t xml:space="preserve">Ирина: </w:t>
+      </w:r>
+      <w:r>
+        <w:rPr>
+          <w:rFonts w:ascii="Times New Roman" w:hAnsi="Times New Roman" w:eastAsia="Malgun Gothic"/>
+          <w:b w:val="0"/>
+          <w:i w:val="0"/>
+          <w:sz w:val="22"/>
+        </w:rPr>
+        <w:t>Я и не просила.</w:t>
+      </w:r>
+    </w:p>
+    <w:p>
+      <w:pPr>
+        <w:spacing w:before="0" w:after="110" w:line="300" w:lineRule="auto"/>
+      </w:pPr>
+      <w:r>
+        <w:rPr>
+          <w:rFonts w:ascii="Times New Roman" w:hAnsi="Times New Roman" w:eastAsia="Malgun Gothic"/>
+          <w:b/>
+          <w:i w:val="0"/>
+          <w:sz w:val="22"/>
+        </w:rPr>
+        <w:t xml:space="preserve">Лёша: </w:t>
+      </w:r>
+      <w:r>
+        <w:rPr>
+          <w:rFonts w:ascii="Times New Roman" w:hAnsi="Times New Roman" w:eastAsia="Malgun Gothic"/>
+          <w:b w:val="0"/>
+          <w:i w:val="0"/>
+          <w:sz w:val="22"/>
+        </w:rPr>
+        <w:t>Знаю, что не подведёте, Ирина. Что-то мне подсказывает — вы из тех, кто не подводит.</w:t>
+      </w:r>
+    </w:p>
+    <w:p>
+      <w:pPr>
+        <w:spacing w:before="0" w:after="110" w:line="300" w:lineRule="auto"/>
+      </w:pPr>
+      <w:r>
+        <w:rPr>
+          <w:rFonts w:ascii="Times New Roman" w:hAnsi="Times New Roman" w:eastAsia="Malgun Gothic"/>
+          <w:b/>
+          <w:i w:val="0"/>
+          <w:sz w:val="22"/>
+        </w:rPr>
+        <w:t xml:space="preserve">Катя: </w:t>
+      </w:r>
+      <w:r>
+        <w:rPr>
+          <w:rFonts w:ascii="Times New Roman" w:hAnsi="Times New Roman" w:eastAsia="Malgun Gothic"/>
+          <w:b w:val="0"/>
+          <w:i w:val="0"/>
+          <w:sz w:val="22"/>
+        </w:rPr>
+        <w:t>И первое поручение: к девяти утра ходатайство должно лежать в канцелярии суда. С правильной статьёй.</w:t>
+      </w:r>
+    </w:p>
+    <w:p>
+      <w:pPr>
+        <w:spacing w:before="0" w:after="110" w:line="300" w:lineRule="auto"/>
+      </w:pPr>
+      <w:r>
+        <w:rPr>
+          <w:rFonts w:ascii="Times New Roman" w:hAnsi="Times New Roman" w:eastAsia="Malgun Gothic"/>
+          <w:b/>
+          <w:i w:val="0"/>
+          <w:sz w:val="22"/>
+        </w:rPr>
+        <w:t xml:space="preserve">Ирина: </w:t>
+      </w:r>
+      <w:r>
+        <w:rPr>
+          <w:rFonts w:ascii="Times New Roman" w:hAnsi="Times New Roman" w:eastAsia="Malgun Gothic"/>
+          <w:b w:val="0"/>
+          <w:i w:val="0"/>
+          <w:sz w:val="22"/>
+        </w:rPr>
+        <w:t>С правильной статьёй и с копией запрета в приложении, Екатерина Ивановна.</w:t>
+      </w:r>
+    </w:p>
+    <w:p>
+      <w:pPr>
+        <w:spacing w:before="0" w:after="110" w:line="300" w:lineRule="auto"/>
+      </w:pPr>
+      <w:r>
+        <w:rPr>
+          <w:rFonts w:ascii="Times New Roman" w:hAnsi="Times New Roman" w:eastAsia="Malgun Gothic"/>
+          <w:b/>
+          <w:i w:val="0"/>
+          <w:sz w:val="22"/>
+        </w:rPr>
+        <w:t xml:space="preserve">Лёша: </w:t>
+      </w:r>
+      <w:r>
+        <w:rPr>
+          <w:rFonts w:ascii="Times New Roman" w:hAnsi="Times New Roman" w:eastAsia="Malgun Gothic"/>
+          <w:b w:val="0"/>
+          <w:i/>
+          <w:color w:val="555555"/>
+          <w:sz w:val="22"/>
+        </w:rPr>
+        <w:t>(улыбается впервые за день)</w:t>
+      </w:r>
+      <w:r>
+        <w:rPr>
+          <w:rFonts w:ascii="Times New Roman" w:hAnsi="Times New Roman" w:eastAsia="Malgun Gothic"/>
+          <w:b w:val="0"/>
+          <w:i w:val="0"/>
+          <w:sz w:val="22"/>
+        </w:rPr>
+        <w:t xml:space="preserve"> Идите домой, координатор. Хотя бы на четыре часа.</w:t>
+      </w:r>
+    </w:p>
+    <w:p>
+      <w:pPr>
+        <w:keepNext/>
+        <w:spacing w:before="320" w:after="140"/>
+      </w:pPr>
+      <w:r>
+        <w:rPr>
+          <w:rFonts w:ascii="Times New Roman" w:hAnsi="Times New Roman" w:eastAsia="Malgun Gothic"/>
+          <w:b/>
+          <w:i w:val="0"/>
+          <w:color w:val="1F3864"/>
+          <w:sz w:val="26"/>
+        </w:rPr>
+        <w:t>핵심 문학 인용</w:t>
+      </w:r>
+    </w:p>
+    <w:p>
+      <w:pPr>
         <w:spacing w:before="0" w:after="120"/>
       </w:pPr>
       <w:r>
@@ -3244,7 +4091,207 @@
           <w:i w:val="0"/>
           <w:sz w:val="22"/>
         </w:rPr>
-        <w:t xml:space="preserve"> — 한국어 해설: 젊어서 서툴다는 뜻의 속담. 카탸가 밤늦게 일하는 이리나를 두고 "молодо-зелено"라며 반쯤 놀리듯 말하면서도 "조문 오류를 찾은 건 20년 경력 변호사가 아니라 그녀"라고 인정하고, 료샤는 비코프도 자신을 그렇게 불렀지만 "풋내기에겐 아직 지는 습관이 없다"며 가장 어려운 사건을 맡겼다고 받는다. 비코프 → 료샤 → 이리나로 이어지는 세대 계승의 첫 신호 (장면 8).</w:t>
+        <w:t xml:space="preserve"> — 한국어 해설: 젊어서 서툴다는 뜻의 속담. 카탸가 밤늦게 일하는 이리나를 두고 "молодо-зелено"라며 반쯤 놀리듯 말하면서도 "조문 오류를 찾은 건 20년 경력 변호사가 아니라 그녀"라고 인정하고, 료샤는 비코프도 자신을 그렇게 불렀지만 "풋내기에겐 아직 지는 습관이 없다"며 가장 어려운 사건을 맡겼다고 받는다. 비코프 → 료샤 → 이리나로 이어지는 세대 계승의 첫 신호 (장면 9).</w:t>
+      </w:r>
+    </w:p>
+    <w:p>
+      <w:pPr>
+        <w:keepNext/>
+        <w:spacing w:before="320" w:after="140"/>
+      </w:pPr>
+      <w:r>
+        <w:rPr>
+          <w:rFonts w:ascii="Times New Roman" w:hAnsi="Times New Roman" w:eastAsia="Malgun Gothic"/>
+          <w:b/>
+          <w:i w:val="0"/>
+          <w:color w:val="1F3864"/>
+          <w:sz w:val="26"/>
+        </w:rPr>
+        <w:t>생활 표현</w:t>
+      </w:r>
+    </w:p>
+    <w:p>
+      <w:pPr>
+        <w:spacing w:before="0" w:after="120"/>
+      </w:pPr>
+      <w:r>
+        <w:rPr>
+          <w:rFonts w:ascii="Times New Roman" w:hAnsi="Times New Roman" w:eastAsia="Malgun Gothic"/>
+          <w:b/>
+          <w:i w:val="0"/>
+          <w:sz w:val="22"/>
+        </w:rPr>
+        <w:t>«проходной двор»</w:t>
+      </w:r>
+      <w:r>
+        <w:rPr>
+          <w:rFonts w:ascii="Times New Roman" w:hAnsi="Times New Roman" w:eastAsia="Malgun Gothic"/>
+          <w:b w:val="0"/>
+          <w:i w:val="0"/>
+          <w:sz w:val="22"/>
+        </w:rPr>
+        <w:t xml:space="preserve"> — 한국어 해설: 직역 “지나다니는 마당”, 곧 “아무나 들락날락하는 곳”. 사람이 늘 드나들어 어수선한 공간을 두고 하는 말. 카탸가 이리나에게 가방을 조심하라며. 장면 6.</w:t>
+      </w:r>
+    </w:p>
+    <w:p>
+      <w:pPr>
+        <w:spacing w:before="0" w:after="120"/>
+      </w:pPr>
+      <w:r>
+        <w:rPr>
+          <w:rFonts w:ascii="Times New Roman" w:hAnsi="Times New Roman" w:eastAsia="Malgun Gothic"/>
+          <w:b/>
+          <w:i w:val="0"/>
+          <w:sz w:val="22"/>
+        </w:rPr>
+        <w:t>«Кто первый встал, того и тапки»</w:t>
+      </w:r>
+      <w:r>
+        <w:rPr>
+          <w:rFonts w:ascii="Times New Roman" w:hAnsi="Times New Roman" w:eastAsia="Malgun Gothic"/>
+          <w:b w:val="0"/>
+          <w:i w:val="0"/>
+          <w:sz w:val="22"/>
+        </w:rPr>
+        <w:t xml:space="preserve"> — 한국어 해설: “먼저 일어난 사람이 슬리퍼 임자”, 곧 선착순. 자리·물건을 두고 반쯤 농담으로 쓰는 속담풍 구어. 카탸가 사무실 좌석 규칙을 설명하며. 장면 6.</w:t>
+      </w:r>
+    </w:p>
+    <w:p>
+      <w:pPr>
+        <w:spacing w:before="0" w:after="120"/>
+      </w:pPr>
+      <w:r>
+        <w:rPr>
+          <w:rFonts w:ascii="Times New Roman" w:hAnsi="Times New Roman" w:eastAsia="Malgun Gothic"/>
+          <w:b/>
+          <w:i w:val="0"/>
+          <w:sz w:val="22"/>
+        </w:rPr>
+        <w:t>«располагайтесь»</w:t>
+      </w:r>
+      <w:r>
+        <w:rPr>
+          <w:rFonts w:ascii="Times New Roman" w:hAnsi="Times New Roman" w:eastAsia="Malgun Gothic"/>
+          <w:b w:val="0"/>
+          <w:i w:val="0"/>
+          <w:sz w:val="22"/>
+        </w:rPr>
+        <w:t xml:space="preserve"> — 한국어 해설: “편하게 자리 잡으세요”. 손님이나 신입에게 자리를 권할 때 쓰는 공손한 말(친한 사이면 располагайся). 카탸가 이리나에게. 장면 6.</w:t>
+      </w:r>
+    </w:p>
+    <w:p>
+      <w:pPr>
+        <w:spacing w:before="0" w:after="120"/>
+      </w:pPr>
+      <w:r>
+        <w:rPr>
+          <w:rFonts w:ascii="Times New Roman" w:hAnsi="Times New Roman" w:eastAsia="Malgun Gothic"/>
+          <w:b/>
+          <w:i w:val="0"/>
+          <w:sz w:val="22"/>
+        </w:rPr>
+        <w:t>«зажевало»</w:t>
+      </w:r>
+      <w:r>
+        <w:rPr>
+          <w:rFonts w:ascii="Times New Roman" w:hAnsi="Times New Roman" w:eastAsia="Malgun Gothic"/>
+          <w:b w:val="0"/>
+          <w:i w:val="0"/>
+          <w:sz w:val="22"/>
+        </w:rPr>
+        <w:t xml:space="preserve"> — 한국어 해설: “(프린터가 종이를) 씹었다, 걸렸다”. 무인칭 구문 бумагу зажевало로 쓰는 사무실 생활어. 카탸와 이리나의 프린터 장면. 장면 6.</w:t>
+      </w:r>
+    </w:p>
+    <w:p>
+      <w:pPr>
+        <w:spacing w:before="0" w:after="120"/>
+      </w:pPr>
+      <w:r>
+        <w:rPr>
+          <w:rFonts w:ascii="Times New Roman" w:hAnsi="Times New Roman" w:eastAsia="Malgun Gothic"/>
+          <w:b/>
+          <w:i w:val="0"/>
+          <w:sz w:val="22"/>
+        </w:rPr>
+        <w:t>«давай на ты»</w:t>
+      </w:r>
+      <w:r>
+        <w:rPr>
+          <w:rFonts w:ascii="Times New Roman" w:hAnsi="Times New Roman" w:eastAsia="Malgun Gothic"/>
+          <w:b w:val="0"/>
+          <w:i w:val="0"/>
+          <w:sz w:val="22"/>
+        </w:rPr>
+        <w:t xml:space="preserve"> — 한국어 해설: “말 놓자”. вы에서 ты로 바꾸자고 제안하는 표준 표현. 보통 나이·지위가 비슷하거나 윗사람 쪽이 먼저 꺼낸다. 데니스가 이리나에게. 장면 6.</w:t>
+      </w:r>
+    </w:p>
+    <w:p>
+      <w:pPr>
+        <w:spacing w:before="0" w:after="120"/>
+      </w:pPr>
+      <w:r>
+        <w:rPr>
+          <w:rFonts w:ascii="Times New Roman" w:hAnsi="Times New Roman" w:eastAsia="Malgun Gothic"/>
+          <w:b/>
+          <w:i w:val="0"/>
+          <w:sz w:val="22"/>
+        </w:rPr>
+        <w:t>«не в службу, а в дружбу»</w:t>
+      </w:r>
+      <w:r>
+        <w:rPr>
+          <w:rFonts w:ascii="Times New Roman" w:hAnsi="Times New Roman" w:eastAsia="Malgun Gothic"/>
+          <w:b w:val="0"/>
+          <w:i w:val="0"/>
+          <w:sz w:val="22"/>
+        </w:rPr>
+        <w:t xml:space="preserve"> — 한국어 해설: “업무로서가 아니라 친구로서 부탁인데”. 사소한 부탁을 부드럽게 꺼낼 때 앞에 붙이는 관용구. 이리나가 데니스에게. 장면 6.</w:t>
+      </w:r>
+    </w:p>
+    <w:p>
+      <w:pPr>
+        <w:spacing w:before="0" w:after="120"/>
+      </w:pPr>
+      <w:r>
+        <w:rPr>
+          <w:rFonts w:ascii="Times New Roman" w:hAnsi="Times New Roman" w:eastAsia="Malgun Gothic"/>
+          <w:b/>
+          <w:i w:val="0"/>
+          <w:sz w:val="22"/>
+        </w:rPr>
+        <w:t>«Составишь компанию?»</w:t>
+      </w:r>
+      <w:r>
+        <w:rPr>
+          <w:rFonts w:ascii="Times New Roman" w:hAnsi="Times New Roman" w:eastAsia="Malgun Gothic"/>
+          <w:b w:val="0"/>
+          <w:i w:val="0"/>
+          <w:sz w:val="22"/>
+        </w:rPr>
+        <w:t xml:space="preserve"> — 한국어 해설: “같이 갈래?”. 식사·산책 등에 함께하자고 가볍게 청하는 말(존칭 Составите компанию?). 데니스가 이리나를 점심에 부르며. 장면 6.</w:t>
+      </w:r>
+    </w:p>
+    <w:p>
+      <w:pPr>
+        <w:spacing w:before="0" w:after="120"/>
+      </w:pPr>
+      <w:r>
+        <w:rPr>
+          <w:rFonts w:ascii="Times New Roman" w:hAnsi="Times New Roman" w:eastAsia="Malgun Gothic"/>
+          <w:b/>
+          <w:i w:val="0"/>
+          <w:sz w:val="22"/>
+        </w:rPr>
+        <w:t>«на скорую руку»</w:t>
+      </w:r>
+      <w:r>
+        <w:rPr>
+          <w:rFonts w:ascii="Times New Roman" w:hAnsi="Times New Roman" w:eastAsia="Malgun Gothic"/>
+          <w:b w:val="0"/>
+          <w:i w:val="0"/>
+          <w:sz w:val="22"/>
+        </w:rPr>
+        <w:t xml:space="preserve"> — 한국어 해설: “후다닥, 간단히”. 식사나 일을 서둘러 대충 처리할 때. 이리나가 점심은 짧게만 하겠다며. 장면 6.</w:t>
       </w:r>
     </w:p>
     <w:p>
